--- a/docs/documentation.docx
+++ b/docs/documentation.docx
@@ -7,6 +7,9 @@
         <w:pStyle w:val="a4"/>
       </w:pPr>
       <w:r>
+        <w:rPr>
+          <w:color w:val="000000"/>
+        </w:rPr>
         <w:t>Global Cost of Living Comparison and Relocation Analytics System</w:t>
       </w:r>
       <w:bookmarkStart w:id="0" w:name="project-overview"/>
@@ -42,6 +45,7 @@
         <w:rPr>
           <w:sz w:val="28"/>
           <w:szCs w:val="28"/>
+          <w:color w:val="000000"/>
         </w:rPr>
         <w:t>1. Project Overview</w:t>
       </w:r>
@@ -51,7 +55,36 @@
         <w:pStyle w:val="FirstParagraph"/>
       </w:pPr>
       <w:r>
-        <w:t>The project implements the database component of an application for comparing living costs, salaries and affordability across cities and countries. It contains a normalized OLTP database, a separate analytical OLAP schema, an ETL process, insight queries and a Power BI report.</w:t>
+        <w:rPr>
+          <w:color w:val="000000"/>
+        </w:rPr>
+        <w:t xml:space="preserve">The project implements a database system for comparing living costs, salaries and affordability across cities and countries. It contains two PostgreSQL databases: </w:t>
+      </w:r>
+      <w:r>
+        <w:rPr>
+          <w:rStyle w:val="VerbatimChar"/>
+          <w:color w:val="000000"/>
+        </w:rPr>
+        <w:t xml:space="preserve">coursework_oltp</w:t>
+      </w:r>
+      <w:r>
+        <w:rPr>
+          <w:color w:val="000000"/>
+        </w:rPr>
+        <w:t xml:space="preserve"> for current data and </w:t>
+      </w:r>
+      <w:r>
+        <w:rPr>
+          <w:rStyle w:val="VerbatimChar"/>
+          <w:color w:val="000000"/>
+        </w:rPr>
+        <w:t xml:space="preserve">coursework_olap</w:t>
+      </w:r>
+      <w:r>
+        <w:rPr>
+          <w:color w:val="000000"/>
+        </w:rPr>
+        <w:t xml:space="preserve"> for analytical snapshots. SQL scripts load the data, calculate the measures and prepare them for a Power BI report.</w:t>
       </w:r>
     </w:p>
     <w:p>
@@ -59,25 +92,36 @@
         <w:pStyle w:val="a0"/>
       </w:pPr>
       <w:r>
+        <w:rPr>
+          <w:color w:val="000000"/>
+        </w:rPr>
         <w:t xml:space="preserve">The source is the Kaggle </w:t>
       </w:r>
       <w:r>
         <w:rPr>
           <w:b/>
           <w:bCs/>
+          <w:color w:val="000000"/>
         </w:rPr>
         <w:t>Global Cost of Living</w:t>
       </w:r>
       <w:r>
+        <w:rPr>
+          <w:color w:val="000000"/>
+        </w:rPr>
         <w:t xml:space="preserve"> dataset:</w:t>
       </w:r>
       <w:r>
+        <w:rPr>
+          <w:color w:val="000000"/>
+        </w:rPr>
         <w:br/>
       </w:r>
       <w:hyperlink r:id="rId5">
         <w:r>
           <w:rPr>
             <w:rStyle w:val="af"/>
+            <w:color w:val="000000"/>
           </w:rPr>
           <w:t>https://www.kaggle.com/datasets/mvieira101/global-cost-of-living</w:t>
         </w:r>
@@ -88,6 +132,9 @@
         <w:pStyle w:val="a0"/>
       </w:pPr>
       <w:r>
+        <w:rPr>
+          <w:color w:val="000000"/>
+        </w:rPr>
         <w:t>Technology stack: PostgreSQL, SQL, Python with pandas, CSV and Microsoft Power BI.</w:t>
       </w:r>
     </w:p>
@@ -98,6 +145,9 @@
       <w:bookmarkStart w:id="1" w:name="source-data-and-csv-preparation"/>
       <w:bookmarkEnd w:id="0"/>
       <w:r>
+        <w:rPr>
+          <w:color w:val="000000"/>
+        </w:rPr>
         <w:t>2. Source Data and CSV Preparation</w:t>
       </w:r>
     </w:p>
@@ -106,42 +156,61 @@
         <w:pStyle w:val="FirstParagraph"/>
       </w:pPr>
       <w:r>
+        <w:rPr>
+          <w:color w:val="000000"/>
+        </w:rPr>
         <w:t xml:space="preserve">The source archive </w:t>
       </w:r>
       <w:r>
         <w:rPr>
           <w:rStyle w:val="VerbatimChar"/>
+          <w:color w:val="000000"/>
         </w:rPr>
         <w:t>cost-of-living.csv.zip</w:t>
       </w:r>
       <w:r>
+        <w:rPr>
+          <w:color w:val="000000"/>
+        </w:rPr>
         <w:t xml:space="preserve"> contains city and country names, a data-quality flag and 55 cost indicators (</w:t>
       </w:r>
       <w:r>
         <w:rPr>
           <w:rStyle w:val="VerbatimChar"/>
+          <w:color w:val="000000"/>
         </w:rPr>
         <w:t>x1</w:t>
       </w:r>
       <w:r>
+        <w:rPr>
+          <w:color w:val="000000"/>
+        </w:rPr>
         <w:t>–</w:t>
       </w:r>
       <w:r>
         <w:rPr>
           <w:rStyle w:val="VerbatimChar"/>
+          <w:color w:val="000000"/>
         </w:rPr>
         <w:t>x55</w:t>
       </w:r>
       <w:r>
+        <w:rPr>
+          <w:color w:val="000000"/>
+        </w:rPr>
         <w:t xml:space="preserve">). The script </w:t>
       </w:r>
       <w:r>
         <w:rPr>
           <w:rStyle w:val="VerbatimChar"/>
+          <w:color w:val="000000"/>
         </w:rPr>
         <w:t>scripts/0_prepare_csv_from_zip.py</w:t>
       </w:r>
       <w:r>
+        <w:rPr>
+          <w:color w:val="000000"/>
+        </w:rPr>
         <w:t xml:space="preserve"> converts the source into five CSV files that match the OLTP model. Surrogate database identifiers are intentionally excluded from CSV.</w:t>
       </w:r>
     </w:p>
@@ -161,54 +230,66 @@
         <w:tblLook w:val="0020" w:firstRow="1" w:lastRow="0" w:firstColumn="0" w:lastColumn="0" w:noHBand="0" w:noVBand="0"/>
       </w:tblPr>
       <w:tblGrid>
-        <w:gridCol w:w="2971"/>
-        <w:gridCol w:w="3962"/>
-        <w:gridCol w:w="2972"/>
+        <w:gridCol w:w="4100"/>
+        <w:gridCol w:w="1000"/>
+        <w:gridCol w:w="4589"/>
       </w:tblGrid>
       <w:tr>
         <w:trPr>
           <w:cnfStyle w:val="100000000000" w:firstRow="1" w:lastRow="0" w:firstColumn="0" w:lastColumn="0" w:oddVBand="0" w:evenVBand="0" w:oddHBand="0" w:evenHBand="0" w:firstRowFirstColumn="0" w:firstRowLastColumn="0" w:lastRowFirstColumn="0" w:lastRowLastColumn="0"/>
           <w:tblHeader/>
+          <w:cantSplit/>
         </w:trPr>
         <w:tc>
           <w:tcPr>
-            <w:tcW w:w="2376" w:type="dxa"/>
+            <w:tcW w:w="4100" w:type="dxa"/>
             <w:shd w:val="clear" w:color="auto" w:fill="E7E6E6"/>
           </w:tcPr>
           <w:p>
             <w:pPr>
               <w:pStyle w:val="Compact"/>
-            </w:pPr>
-            <w:r>
+              <w:jc w:val="left"/>
+            </w:pPr>
+            <w:r>
+              <w:rPr>
+                <w:color w:val="000000"/>
+              </w:rPr>
               <w:t>CSV file</w:t>
             </w:r>
           </w:p>
         </w:tc>
         <w:tc>
           <w:tcPr>
-            <w:tcW w:w="3168" w:type="dxa"/>
+            <w:tcW w:w="1000" w:type="dxa"/>
             <w:shd w:val="clear" w:color="auto" w:fill="E7E6E6"/>
           </w:tcPr>
           <w:p>
             <w:pPr>
               <w:pStyle w:val="Compact"/>
-              <w:jc w:val="right"/>
-            </w:pPr>
-            <w:r>
+              <w:jc w:val="left"/>
+            </w:pPr>
+            <w:r>
+              <w:rPr>
+                <w:color w:val="000000"/>
+              </w:rPr>
               <w:t>Rows</w:t>
             </w:r>
           </w:p>
         </w:tc>
         <w:tc>
           <w:tcPr>
-            <w:tcW w:w="2376" w:type="dxa"/>
+            <w:tcW w:w="4589" w:type="dxa"/>
             <w:shd w:val="clear" w:color="auto" w:fill="E7E6E6"/>
           </w:tcPr>
           <w:p>
             <w:pPr>
               <w:pStyle w:val="Compact"/>
-            </w:pPr>
-            <w:r>
+              <w:jc w:val="left"/>
+            </w:pPr>
+            <w:r>
+              <w:rPr>
+                <w:color w:val="000000"/>
+              </w:rPr>
               <w:t>Purpose</w:t>
             </w:r>
           </w:p>
@@ -217,15 +298,17 @@
       <w:tr>
         <w:tc>
           <w:tcPr>
-            <w:tcW w:w="2376" w:type="dxa"/>
-          </w:tcPr>
-          <w:p>
-            <w:pPr>
-              <w:pStyle w:val="Compact"/>
+            <w:tcW w:w="4100" w:type="dxa"/>
+          </w:tcPr>
+          <w:p>
+            <w:pPr>
+              <w:pStyle w:val="Compact"/>
+              <w:jc w:val="left"/>
             </w:pPr>
             <w:r>
               <w:rPr>
                 <w:rStyle w:val="VerbatimChar"/>
+                <w:color w:val="000000"/>
               </w:rPr>
               <w:t>countries.csv</w:t>
             </w:r>
@@ -233,44 +316,56 @@
         </w:tc>
         <w:tc>
           <w:tcPr>
-            <w:tcW w:w="3168" w:type="dxa"/>
-          </w:tcPr>
-          <w:p>
-            <w:pPr>
-              <w:pStyle w:val="Compact"/>
-              <w:jc w:val="right"/>
-            </w:pPr>
-            <w:r>
+            <w:tcW w:w="1000" w:type="dxa"/>
+          </w:tcPr>
+          <w:p>
+            <w:pPr>
+              <w:pStyle w:val="Compact"/>
+              <w:jc w:val="left"/>
+            </w:pPr>
+            <w:r>
+              <w:rPr>
+                <w:color w:val="000000"/>
+              </w:rPr>
               <w:t>204</w:t>
             </w:r>
           </w:p>
         </w:tc>
         <w:tc>
           <w:tcPr>
-            <w:tcW w:w="2376" w:type="dxa"/>
-          </w:tcPr>
-          <w:p>
-            <w:pPr>
-              <w:pStyle w:val="Compact"/>
-            </w:pPr>
-            <w:r>
+            <w:tcW w:w="4589" w:type="dxa"/>
+          </w:tcPr>
+          <w:p>
+            <w:pPr>
+              <w:pStyle w:val="Compact"/>
+              <w:jc w:val="left"/>
+            </w:pPr>
+            <w:r>
+              <w:rPr>
+                <w:color w:val="000000"/>
+              </w:rPr>
               <w:t>Unique countries</w:t>
             </w:r>
           </w:p>
         </w:tc>
+        <w:trPr>
+          <w:cantSplit/>
+        </w:trPr>
       </w:tr>
       <w:tr>
         <w:tc>
           <w:tcPr>
-            <w:tcW w:w="2376" w:type="dxa"/>
-          </w:tcPr>
-          <w:p>
-            <w:pPr>
-              <w:pStyle w:val="Compact"/>
+            <w:tcW w:w="4100" w:type="dxa"/>
+          </w:tcPr>
+          <w:p>
+            <w:pPr>
+              <w:pStyle w:val="Compact"/>
+              <w:jc w:val="left"/>
             </w:pPr>
             <w:r>
               <w:rPr>
                 <w:rStyle w:val="VerbatimChar"/>
+                <w:color w:val="000000"/>
               </w:rPr>
               <w:t>cities.csv</w:t>
             </w:r>
@@ -278,44 +373,56 @@
         </w:tc>
         <w:tc>
           <w:tcPr>
-            <w:tcW w:w="3168" w:type="dxa"/>
-          </w:tcPr>
-          <w:p>
-            <w:pPr>
-              <w:pStyle w:val="Compact"/>
-              <w:jc w:val="right"/>
-            </w:pPr>
-            <w:r>
+            <w:tcW w:w="1000" w:type="dxa"/>
+          </w:tcPr>
+          <w:p>
+            <w:pPr>
+              <w:pStyle w:val="Compact"/>
+              <w:jc w:val="left"/>
+            </w:pPr>
+            <w:r>
+              <w:rPr>
+                <w:color w:val="000000"/>
+              </w:rPr>
               <w:t>4,874</w:t>
             </w:r>
           </w:p>
         </w:tc>
         <w:tc>
           <w:tcPr>
-            <w:tcW w:w="2376" w:type="dxa"/>
-          </w:tcPr>
-          <w:p>
-            <w:pPr>
-              <w:pStyle w:val="Compact"/>
-            </w:pPr>
-            <w:r>
+            <w:tcW w:w="4589" w:type="dxa"/>
+          </w:tcPr>
+          <w:p>
+            <w:pPr>
+              <w:pStyle w:val="Compact"/>
+              <w:jc w:val="left"/>
+            </w:pPr>
+            <w:r>
+              <w:rPr>
+                <w:color w:val="000000"/>
+              </w:rPr>
               <w:t>Cities, countries and data-quality codes</w:t>
             </w:r>
           </w:p>
         </w:tc>
+        <w:trPr>
+          <w:cantSplit/>
+        </w:trPr>
       </w:tr>
       <w:tr>
         <w:tc>
           <w:tcPr>
-            <w:tcW w:w="2376" w:type="dxa"/>
-          </w:tcPr>
-          <w:p>
-            <w:pPr>
-              <w:pStyle w:val="Compact"/>
+            <w:tcW w:w="4100" w:type="dxa"/>
+          </w:tcPr>
+          <w:p>
+            <w:pPr>
+              <w:pStyle w:val="Compact"/>
+              <w:jc w:val="left"/>
             </w:pPr>
             <w:r>
               <w:rPr>
                 <w:rStyle w:val="VerbatimChar"/>
+                <w:color w:val="000000"/>
               </w:rPr>
               <w:t>cost_items.csv</w:t>
             </w:r>
@@ -323,44 +430,56 @@
         </w:tc>
         <w:tc>
           <w:tcPr>
-            <w:tcW w:w="3168" w:type="dxa"/>
-          </w:tcPr>
-          <w:p>
-            <w:pPr>
-              <w:pStyle w:val="Compact"/>
-              <w:jc w:val="right"/>
-            </w:pPr>
-            <w:r>
+            <w:tcW w:w="1000" w:type="dxa"/>
+          </w:tcPr>
+          <w:p>
+            <w:pPr>
+              <w:pStyle w:val="Compact"/>
+              <w:jc w:val="left"/>
+            </w:pPr>
+            <w:r>
+              <w:rPr>
+                <w:color w:val="000000"/>
+              </w:rPr>
               <w:t>55</w:t>
             </w:r>
           </w:p>
         </w:tc>
         <w:tc>
           <w:tcPr>
-            <w:tcW w:w="2376" w:type="dxa"/>
-          </w:tcPr>
-          <w:p>
-            <w:pPr>
-              <w:pStyle w:val="Compact"/>
-            </w:pPr>
-            <w:r>
+            <w:tcW w:w="4589" w:type="dxa"/>
+          </w:tcPr>
+          <w:p>
+            <w:pPr>
+              <w:pStyle w:val="Compact"/>
+              <w:jc w:val="left"/>
+            </w:pPr>
+            <w:r>
+              <w:rPr>
+                <w:color w:val="000000"/>
+              </w:rPr>
               <w:t>Cost indicators, units and categories</w:t>
             </w:r>
           </w:p>
         </w:tc>
+        <w:trPr>
+          <w:cantSplit/>
+        </w:trPr>
       </w:tr>
       <w:tr>
         <w:tc>
           <w:tcPr>
-            <w:tcW w:w="2376" w:type="dxa"/>
-          </w:tcPr>
-          <w:p>
-            <w:pPr>
-              <w:pStyle w:val="Compact"/>
+            <w:tcW w:w="4100" w:type="dxa"/>
+          </w:tcPr>
+          <w:p>
+            <w:pPr>
+              <w:pStyle w:val="Compact"/>
+              <w:jc w:val="left"/>
             </w:pPr>
             <w:r>
               <w:rPr>
                 <w:rStyle w:val="VerbatimChar"/>
+                <w:color w:val="000000"/>
               </w:rPr>
               <w:t>city_cost_values.csv</w:t>
             </w:r>
@@ -368,44 +487,56 @@
         </w:tc>
         <w:tc>
           <w:tcPr>
-            <w:tcW w:w="3168" w:type="dxa"/>
-          </w:tcPr>
-          <w:p>
-            <w:pPr>
-              <w:pStyle w:val="Compact"/>
-              <w:jc w:val="right"/>
-            </w:pPr>
-            <w:r>
+            <w:tcW w:w="1000" w:type="dxa"/>
+          </w:tcPr>
+          <w:p>
+            <w:pPr>
+              <w:pStyle w:val="Compact"/>
+              <w:jc w:val="left"/>
+            </w:pPr>
+            <w:r>
+              <w:rPr>
+                <w:color w:val="000000"/>
+              </w:rPr>
               <w:t>222,981</w:t>
             </w:r>
           </w:p>
         </w:tc>
         <w:tc>
           <w:tcPr>
-            <w:tcW w:w="2376" w:type="dxa"/>
-          </w:tcPr>
-          <w:p>
-            <w:pPr>
-              <w:pStyle w:val="Compact"/>
-            </w:pPr>
-            <w:r>
+            <w:tcW w:w="4589" w:type="dxa"/>
+          </w:tcPr>
+          <w:p>
+            <w:pPr>
+              <w:pStyle w:val="Compact"/>
+              <w:jc w:val="left"/>
+            </w:pPr>
+            <w:r>
+              <w:rPr>
+                <w:color w:val="000000"/>
+              </w:rPr>
               <w:t>City-level values converted from wide to long format</w:t>
             </w:r>
           </w:p>
         </w:tc>
+        <w:trPr>
+          <w:cantSplit/>
+        </w:trPr>
       </w:tr>
       <w:tr>
         <w:tc>
           <w:tcPr>
-            <w:tcW w:w="2376" w:type="dxa"/>
-          </w:tcPr>
-          <w:p>
-            <w:pPr>
-              <w:pStyle w:val="Compact"/>
+            <w:tcW w:w="4100" w:type="dxa"/>
+          </w:tcPr>
+          <w:p>
+            <w:pPr>
+              <w:pStyle w:val="Compact"/>
+              <w:jc w:val="left"/>
             </w:pPr>
             <w:r>
               <w:rPr>
                 <w:rStyle w:val="VerbatimChar"/>
+                <w:color w:val="000000"/>
               </w:rPr>
               <w:t>user_favorite_cities.csv</w:t>
             </w:r>
@@ -413,31 +544,41 @@
         </w:tc>
         <w:tc>
           <w:tcPr>
-            <w:tcW w:w="3168" w:type="dxa"/>
-          </w:tcPr>
-          <w:p>
-            <w:pPr>
-              <w:pStyle w:val="Compact"/>
-              <w:jc w:val="right"/>
-            </w:pPr>
-            <w:r>
+            <w:tcW w:w="1000" w:type="dxa"/>
+          </w:tcPr>
+          <w:p>
+            <w:pPr>
+              <w:pStyle w:val="Compact"/>
+              <w:jc w:val="left"/>
+            </w:pPr>
+            <w:r>
+              <w:rPr>
+                <w:color w:val="000000"/>
+              </w:rPr>
               <w:t>375</w:t>
             </w:r>
           </w:p>
         </w:tc>
         <w:tc>
           <w:tcPr>
-            <w:tcW w:w="2376" w:type="dxa"/>
-          </w:tcPr>
-          <w:p>
-            <w:pPr>
-              <w:pStyle w:val="Compact"/>
-            </w:pPr>
-            <w:r>
+            <w:tcW w:w="4589" w:type="dxa"/>
+          </w:tcPr>
+          <w:p>
+            <w:pPr>
+              <w:pStyle w:val="Compact"/>
+              <w:jc w:val="left"/>
+            </w:pPr>
+            <w:r>
+              <w:rPr>
+                <w:color w:val="000000"/>
+              </w:rPr>
               <w:t>Synthetic favourites for 250 application users</w:t>
             </w:r>
           </w:p>
         </w:tc>
+        <w:trPr>
+          <w:cantSplit/>
+        </w:trPr>
       </w:tr>
     </w:tbl>
     <w:p>
@@ -445,61 +586,23 @@
         <w:pStyle w:val="a0"/>
       </w:pPr>
       <w:r>
-        <w:t xml:space="preserve">Natural keys such as </w:t>
-      </w:r>
-      <w:r>
-        <w:rPr>
-          <w:rStyle w:val="VerbatimChar"/>
-        </w:rPr>
-        <w:t>country_name</w:t>
-      </w:r>
-      <w:r>
-        <w:t xml:space="preserve">, </w:t>
-      </w:r>
-      <w:r>
-        <w:rPr>
-          <w:rStyle w:val="VerbatimChar"/>
-        </w:rPr>
-        <w:t>city_name</w:t>
-      </w:r>
-      <w:r>
-        <w:t xml:space="preserve">, </w:t>
-      </w:r>
-      <w:r>
-        <w:rPr>
-          <w:rStyle w:val="VerbatimChar"/>
-        </w:rPr>
-        <w:t>item_code</w:t>
-      </w:r>
-      <w:r>
-        <w:t xml:space="preserve"> and </w:t>
-      </w:r>
-      <w:r>
-        <w:rPr>
-          <w:rStyle w:val="VerbatimChar"/>
-        </w:rPr>
-        <w:t>user_email</w:t>
-      </w:r>
-      <w:r>
-        <w:t xml:space="preserve"> are used for loading. Missing cost values are skipped, zero values are preserved and duplicate natural keys are removed. Cost values use USD, except </w:t>
-      </w:r>
-      <w:r>
-        <w:rPr>
-          <w:rStyle w:val="VerbatimChar"/>
-        </w:rPr>
-        <w:t>x55</w:t>
-      </w:r>
-      <w:r>
-        <w:t>, which is a percentage.</w:t>
+        <w:rPr>
+          <w:color w:val="000000"/>
+        </w:rPr>
+        <w:t xml:space="preserve">CSV files use natural keys: country name, the city and country pair, item code and user email. Missing cost values are skipped and zero values are preserved. Duplicate city and country pairs are rejected. Prices and salaries are in USD; x55 is an interest rate in percent. The users and favourites are generated sample data.</w:t>
       </w:r>
     </w:p>
     <w:p>
       <w:pPr>
         <w:pStyle w:val="1"/>
+        <w:pageBreakBefore/>
       </w:pPr>
       <w:bookmarkStart w:id="2" w:name="oltp-database"/>
       <w:bookmarkEnd w:id="1"/>
       <w:r>
+        <w:rPr>
+          <w:color w:val="000000"/>
+        </w:rPr>
         <w:lastRenderedPageBreak/>
         <w:t>3. OLTP Database</w:t>
       </w:r>
@@ -509,16 +612,36 @@
         <w:pStyle w:val="FirstParagraph"/>
       </w:pPr>
       <w:r>
+        <w:rPr>
+          <w:color w:val="000000"/>
+        </w:rPr>
         <w:t xml:space="preserve">The </w:t>
       </w:r>
       <w:r>
         <w:rPr>
           <w:rStyle w:val="VerbatimChar"/>
-        </w:rPr>
-        <w:t>oltp</w:t>
-      </w:r>
-      <w:r>
-        <w:t xml:space="preserve"> schema supports the operational application: storing locations, cost indicators, users and favourite cities.</w:t>
+          <w:color w:val="000000"/>
+        </w:rPr>
+        <w:t xml:space="preserve">oltp</w:t>
+      </w:r>
+      <w:r>
+        <w:rPr>
+          <w:color w:val="000000"/>
+        </w:rPr>
+        <w:t xml:space="preserve"> schema in </w:t>
+      </w:r>
+      <w:r>
+        <w:rPr>
+          <w:rStyle w:val="VerbatimChar"/>
+          <w:color w:val="000000"/>
+        </w:rPr>
+        <w:t xml:space="preserve">coursework_oltp</w:t>
+      </w:r>
+      <w:r>
+        <w:rPr>
+          <w:color w:val="000000"/>
+        </w:rPr>
+        <w:t xml:space="preserve"> stores countries, cities, cost indicators, users and favourite cities. Each price belongs to one city and one cost item.</w:t>
       </w:r>
     </w:p>
     <w:tbl>
@@ -537,53 +660,66 @@
         <w:tblLook w:val="0020" w:firstRow="1" w:lastRow="0" w:firstColumn="0" w:lastColumn="0" w:noHBand="0" w:noVBand="0"/>
       </w:tblPr>
       <w:tblGrid>
-        <w:gridCol w:w="3301"/>
-        <w:gridCol w:w="3302"/>
-        <w:gridCol w:w="3302"/>
+        <w:gridCol w:w="3900"/>
+        <w:gridCol w:w="2600"/>
+        <w:gridCol w:w="3189"/>
       </w:tblGrid>
       <w:tr>
         <w:trPr>
           <w:cnfStyle w:val="100000000000" w:firstRow="1" w:lastRow="0" w:firstColumn="0" w:lastColumn="0" w:oddVBand="0" w:evenVBand="0" w:oddHBand="0" w:evenHBand="0" w:firstRowFirstColumn="0" w:firstRowLastColumn="0" w:lastRowFirstColumn="0" w:lastRowLastColumn="0"/>
           <w:tblHeader/>
+          <w:cantSplit/>
         </w:trPr>
         <w:tc>
           <w:tcPr>
-            <w:tcW w:w="2640" w:type="dxa"/>
+            <w:tcW w:w="3900" w:type="dxa"/>
             <w:shd w:val="clear" w:color="auto" w:fill="E7E6E6"/>
           </w:tcPr>
           <w:p>
             <w:pPr>
               <w:pStyle w:val="Compact"/>
-            </w:pPr>
-            <w:r>
+              <w:jc w:val="left"/>
+            </w:pPr>
+            <w:r>
+              <w:rPr>
+                <w:color w:val="000000"/>
+              </w:rPr>
               <w:t>Table</w:t>
             </w:r>
           </w:p>
         </w:tc>
         <w:tc>
           <w:tcPr>
-            <w:tcW w:w="2640" w:type="dxa"/>
+            <w:tcW w:w="2600" w:type="dxa"/>
             <w:shd w:val="clear" w:color="auto" w:fill="E7E6E6"/>
           </w:tcPr>
           <w:p>
             <w:pPr>
               <w:pStyle w:val="Compact"/>
-            </w:pPr>
-            <w:r>
+              <w:jc w:val="left"/>
+            </w:pPr>
+            <w:r>
+              <w:rPr>
+                <w:color w:val="000000"/>
+              </w:rPr>
               <w:t>Purpose</w:t>
             </w:r>
           </w:p>
         </w:tc>
         <w:tc>
           <w:tcPr>
-            <w:tcW w:w="2640" w:type="dxa"/>
+            <w:tcW w:w="3189" w:type="dxa"/>
             <w:shd w:val="clear" w:color="auto" w:fill="E7E6E6"/>
           </w:tcPr>
           <w:p>
             <w:pPr>
               <w:pStyle w:val="Compact"/>
-            </w:pPr>
-            <w:r>
+              <w:jc w:val="left"/>
+            </w:pPr>
+            <w:r>
+              <w:rPr>
+                <w:color w:val="000000"/>
+              </w:rPr>
               <w:t>Main keys and constraints</w:t>
             </w:r>
           </w:p>
@@ -592,15 +728,17 @@
       <w:tr>
         <w:tc>
           <w:tcPr>
-            <w:tcW w:w="2640" w:type="dxa"/>
-          </w:tcPr>
-          <w:p>
-            <w:pPr>
-              <w:pStyle w:val="Compact"/>
+            <w:tcW w:w="3900" w:type="dxa"/>
+          </w:tcPr>
+          <w:p>
+            <w:pPr>
+              <w:pStyle w:val="Compact"/>
+              <w:jc w:val="left"/>
             </w:pPr>
             <w:r>
               <w:rPr>
                 <w:rStyle w:val="VerbatimChar"/>
+                <w:color w:val="000000"/>
               </w:rPr>
               <w:t>countries</w:t>
             </w:r>
@@ -608,58 +746,76 @@
         </w:tc>
         <w:tc>
           <w:tcPr>
-            <w:tcW w:w="2640" w:type="dxa"/>
-          </w:tcPr>
-          <w:p>
-            <w:pPr>
-              <w:pStyle w:val="Compact"/>
-            </w:pPr>
-            <w:r>
+            <w:tcW w:w="2600" w:type="dxa"/>
+          </w:tcPr>
+          <w:p>
+            <w:pPr>
+              <w:pStyle w:val="Compact"/>
+              <w:jc w:val="left"/>
+            </w:pPr>
+            <w:r>
+              <w:rPr>
+                <w:color w:val="000000"/>
+              </w:rPr>
               <w:t>Country reference data</w:t>
             </w:r>
           </w:p>
         </w:tc>
         <w:tc>
           <w:tcPr>
-            <w:tcW w:w="2640" w:type="dxa"/>
-          </w:tcPr>
-          <w:p>
-            <w:pPr>
-              <w:pStyle w:val="Compact"/>
-            </w:pPr>
-            <w:r>
+            <w:tcW w:w="3189" w:type="dxa"/>
+          </w:tcPr>
+          <w:p>
+            <w:pPr>
+              <w:pStyle w:val="Compact"/>
+              <w:jc w:val="left"/>
+            </w:pPr>
+            <w:r>
+              <w:rPr>
+                <w:color w:val="000000"/>
+              </w:rPr>
               <w:t xml:space="preserve">PK </w:t>
             </w:r>
             <w:r>
               <w:rPr>
                 <w:rStyle w:val="VerbatimChar"/>
+                <w:color w:val="000000"/>
               </w:rPr>
               <w:t>country_id</w:t>
             </w:r>
             <w:r>
+              <w:rPr>
+                <w:color w:val="000000"/>
+              </w:rPr>
               <w:t xml:space="preserve">; UNIQUE </w:t>
             </w:r>
             <w:r>
               <w:rPr>
                 <w:rStyle w:val="VerbatimChar"/>
+                <w:color w:val="000000"/>
               </w:rPr>
               <w:t>country_name</w:t>
             </w:r>
           </w:p>
         </w:tc>
+        <w:trPr>
+          <w:cantSplit/>
+        </w:trPr>
       </w:tr>
       <w:tr>
         <w:tc>
           <w:tcPr>
-            <w:tcW w:w="2640" w:type="dxa"/>
-          </w:tcPr>
-          <w:p>
-            <w:pPr>
-              <w:pStyle w:val="Compact"/>
+            <w:tcW w:w="3900" w:type="dxa"/>
+          </w:tcPr>
+          <w:p>
+            <w:pPr>
+              <w:pStyle w:val="Compact"/>
+              <w:jc w:val="left"/>
             </w:pPr>
             <w:r>
               <w:rPr>
                 <w:rStyle w:val="VerbatimChar"/>
+                <w:color w:val="000000"/>
               </w:rPr>
               <w:t>data_quality_levels</w:t>
             </w:r>
@@ -667,52 +823,69 @@
         </w:tc>
         <w:tc>
           <w:tcPr>
-            <w:tcW w:w="2640" w:type="dxa"/>
-          </w:tcPr>
-          <w:p>
-            <w:pPr>
-              <w:pStyle w:val="Compact"/>
-            </w:pPr>
-            <w:r>
+            <w:tcW w:w="2600" w:type="dxa"/>
+          </w:tcPr>
+          <w:p>
+            <w:pPr>
+              <w:pStyle w:val="Compact"/>
+              <w:jc w:val="left"/>
+            </w:pPr>
+            <w:r>
+              <w:rPr>
+                <w:color w:val="000000"/>
+              </w:rPr>
               <w:t>Meaning of source quality codes</w:t>
             </w:r>
           </w:p>
         </w:tc>
         <w:tc>
           <w:tcPr>
-            <w:tcW w:w="2640" w:type="dxa"/>
-          </w:tcPr>
-          <w:p>
-            <w:pPr>
-              <w:pStyle w:val="Compact"/>
-            </w:pPr>
-            <w:r>
+            <w:tcW w:w="3189" w:type="dxa"/>
+          </w:tcPr>
+          <w:p>
+            <w:pPr>
+              <w:pStyle w:val="Compact"/>
+              <w:jc w:val="left"/>
+            </w:pPr>
+            <w:r>
+              <w:rPr>
+                <w:color w:val="000000"/>
+              </w:rPr>
               <w:t xml:space="preserve">PK </w:t>
             </w:r>
             <w:r>
               <w:rPr>
                 <w:rStyle w:val="VerbatimChar"/>
+                <w:color w:val="000000"/>
               </w:rPr>
               <w:t>data_quality_code</w:t>
             </w:r>
             <w:r>
+              <w:rPr>
+                <w:color w:val="000000"/>
+              </w:rPr>
               <w:t>; allowed values 0 and 1</w:t>
             </w:r>
           </w:p>
         </w:tc>
+        <w:trPr>
+          <w:cantSplit/>
+        </w:trPr>
       </w:tr>
       <w:tr>
         <w:tc>
           <w:tcPr>
-            <w:tcW w:w="2640" w:type="dxa"/>
-          </w:tcPr>
-          <w:p>
-            <w:pPr>
-              <w:pStyle w:val="Compact"/>
+            <w:tcW w:w="3900" w:type="dxa"/>
+          </w:tcPr>
+          <w:p>
+            <w:pPr>
+              <w:pStyle w:val="Compact"/>
+              <w:jc w:val="left"/>
             </w:pPr>
             <w:r>
               <w:rPr>
                 <w:rStyle w:val="VerbatimChar"/>
+                <w:color w:val="000000"/>
               </w:rPr>
               <w:t>cost_categories</w:t>
             </w:r>
@@ -720,58 +893,76 @@
         </w:tc>
         <w:tc>
           <w:tcPr>
-            <w:tcW w:w="2640" w:type="dxa"/>
-          </w:tcPr>
-          <w:p>
-            <w:pPr>
-              <w:pStyle w:val="Compact"/>
-            </w:pPr>
-            <w:r>
+            <w:tcW w:w="2600" w:type="dxa"/>
+          </w:tcPr>
+          <w:p>
+            <w:pPr>
+              <w:pStyle w:val="Compact"/>
+              <w:jc w:val="left"/>
+            </w:pPr>
+            <w:r>
+              <w:rPr>
+                <w:color w:val="000000"/>
+              </w:rPr>
               <w:t>Groups of cost indicators</w:t>
             </w:r>
           </w:p>
         </w:tc>
         <w:tc>
           <w:tcPr>
-            <w:tcW w:w="2640" w:type="dxa"/>
-          </w:tcPr>
-          <w:p>
-            <w:pPr>
-              <w:pStyle w:val="Compact"/>
-            </w:pPr>
-            <w:r>
+            <w:tcW w:w="3189" w:type="dxa"/>
+          </w:tcPr>
+          <w:p>
+            <w:pPr>
+              <w:pStyle w:val="Compact"/>
+              <w:jc w:val="left"/>
+            </w:pPr>
+            <w:r>
+              <w:rPr>
+                <w:color w:val="000000"/>
+              </w:rPr>
               <w:t xml:space="preserve">PK </w:t>
             </w:r>
             <w:r>
               <w:rPr>
                 <w:rStyle w:val="VerbatimChar"/>
+                <w:color w:val="000000"/>
               </w:rPr>
               <w:t>category_id</w:t>
             </w:r>
             <w:r>
+              <w:rPr>
+                <w:color w:val="000000"/>
+              </w:rPr>
               <w:t xml:space="preserve">; UNIQUE </w:t>
             </w:r>
             <w:r>
               <w:rPr>
                 <w:rStyle w:val="VerbatimChar"/>
+                <w:color w:val="000000"/>
               </w:rPr>
               <w:t>category_name</w:t>
             </w:r>
           </w:p>
         </w:tc>
+        <w:trPr>
+          <w:cantSplit/>
+        </w:trPr>
       </w:tr>
       <w:tr>
         <w:tc>
           <w:tcPr>
-            <w:tcW w:w="2640" w:type="dxa"/>
-          </w:tcPr>
-          <w:p>
-            <w:pPr>
-              <w:pStyle w:val="Compact"/>
+            <w:tcW w:w="3900" w:type="dxa"/>
+          </w:tcPr>
+          <w:p>
+            <w:pPr>
+              <w:pStyle w:val="Compact"/>
+              <w:jc w:val="left"/>
             </w:pPr>
             <w:r>
               <w:rPr>
                 <w:rStyle w:val="VerbatimChar"/>
+                <w:color w:val="000000"/>
               </w:rPr>
               <w:t>cities</w:t>
             </w:r>
@@ -779,52 +970,69 @@
         </w:tc>
         <w:tc>
           <w:tcPr>
-            <w:tcW w:w="2640" w:type="dxa"/>
-          </w:tcPr>
-          <w:p>
-            <w:pPr>
-              <w:pStyle w:val="Compact"/>
-            </w:pPr>
-            <w:r>
+            <w:tcW w:w="2600" w:type="dxa"/>
+          </w:tcPr>
+          <w:p>
+            <w:pPr>
+              <w:pStyle w:val="Compact"/>
+              <w:jc w:val="left"/>
+            </w:pPr>
+            <w:r>
+              <w:rPr>
+                <w:color w:val="000000"/>
+              </w:rPr>
               <w:t>Cities belonging to countries</w:t>
             </w:r>
           </w:p>
         </w:tc>
         <w:tc>
           <w:tcPr>
-            <w:tcW w:w="2640" w:type="dxa"/>
-          </w:tcPr>
-          <w:p>
-            <w:pPr>
-              <w:pStyle w:val="Compact"/>
-            </w:pPr>
-            <w:r>
+            <w:tcW w:w="3189" w:type="dxa"/>
+          </w:tcPr>
+          <w:p>
+            <w:pPr>
+              <w:pStyle w:val="Compact"/>
+              <w:jc w:val="left"/>
+            </w:pPr>
+            <w:r>
+              <w:rPr>
+                <w:color w:val="000000"/>
+              </w:rPr>
               <w:t xml:space="preserve">PK </w:t>
             </w:r>
             <w:r>
               <w:rPr>
                 <w:rStyle w:val="VerbatimChar"/>
+                <w:color w:val="000000"/>
               </w:rPr>
               <w:t>city_id</w:t>
             </w:r>
             <w:r>
+              <w:rPr>
+                <w:color w:val="000000"/>
+              </w:rPr>
               <w:t>; FK to country and quality; UNIQUE city and country</w:t>
             </w:r>
           </w:p>
         </w:tc>
+        <w:trPr>
+          <w:cantSplit/>
+        </w:trPr>
       </w:tr>
       <w:tr>
         <w:tc>
           <w:tcPr>
-            <w:tcW w:w="2640" w:type="dxa"/>
-          </w:tcPr>
-          <w:p>
-            <w:pPr>
-              <w:pStyle w:val="Compact"/>
+            <w:tcW w:w="3900" w:type="dxa"/>
+          </w:tcPr>
+          <w:p>
+            <w:pPr>
+              <w:pStyle w:val="Compact"/>
+              <w:jc w:val="left"/>
             </w:pPr>
             <w:r>
               <w:rPr>
                 <w:rStyle w:val="VerbatimChar"/>
+                <w:color w:val="000000"/>
               </w:rPr>
               <w:t>cost_items</w:t>
             </w:r>
@@ -832,27 +1040,36 @@
         </w:tc>
         <w:tc>
           <w:tcPr>
-            <w:tcW w:w="2640" w:type="dxa"/>
-          </w:tcPr>
-          <w:p>
-            <w:pPr>
-              <w:pStyle w:val="Compact"/>
-            </w:pPr>
-            <w:r>
+            <w:tcW w:w="2600" w:type="dxa"/>
+          </w:tcPr>
+          <w:p>
+            <w:pPr>
+              <w:pStyle w:val="Compact"/>
+              <w:jc w:val="left"/>
+            </w:pPr>
+            <w:r>
+              <w:rPr>
+                <w:color w:val="000000"/>
+              </w:rPr>
               <w:t xml:space="preserve">Definitions of </w:t>
             </w:r>
             <w:r>
               <w:rPr>
                 <w:rStyle w:val="VerbatimChar"/>
+                <w:color w:val="000000"/>
               </w:rPr>
               <w:t>x1</w:t>
             </w:r>
             <w:r>
+              <w:rPr>
+                <w:color w:val="000000"/>
+              </w:rPr>
               <w:t>–</w:t>
             </w:r>
             <w:r>
               <w:rPr>
                 <w:rStyle w:val="VerbatimChar"/>
+                <w:color w:val="000000"/>
               </w:rPr>
               <w:t>x55</w:t>
             </w:r>
@@ -860,48 +1077,65 @@
         </w:tc>
         <w:tc>
           <w:tcPr>
-            <w:tcW w:w="2640" w:type="dxa"/>
-          </w:tcPr>
-          <w:p>
-            <w:pPr>
-              <w:pStyle w:val="Compact"/>
-            </w:pPr>
-            <w:r>
+            <w:tcW w:w="3189" w:type="dxa"/>
+          </w:tcPr>
+          <w:p>
+            <w:pPr>
+              <w:pStyle w:val="Compact"/>
+              <w:jc w:val="left"/>
+            </w:pPr>
+            <w:r>
+              <w:rPr>
+                <w:color w:val="000000"/>
+              </w:rPr>
               <w:t xml:space="preserve">PK </w:t>
             </w:r>
             <w:r>
               <w:rPr>
                 <w:rStyle w:val="VerbatimChar"/>
+                <w:color w:val="000000"/>
               </w:rPr>
               <w:t>item_id</w:t>
             </w:r>
             <w:r>
+              <w:rPr>
+                <w:color w:val="000000"/>
+              </w:rPr>
               <w:t xml:space="preserve">; UNIQUE </w:t>
             </w:r>
             <w:r>
               <w:rPr>
                 <w:rStyle w:val="VerbatimChar"/>
+                <w:color w:val="000000"/>
               </w:rPr>
               <w:t>item_code</w:t>
             </w:r>
             <w:r>
+              <w:rPr>
+                <w:color w:val="000000"/>
+              </w:rPr>
               <w:t>; FK to category</w:t>
             </w:r>
           </w:p>
         </w:tc>
+        <w:trPr>
+          <w:cantSplit/>
+        </w:trPr>
       </w:tr>
       <w:tr>
         <w:tc>
           <w:tcPr>
-            <w:tcW w:w="2640" w:type="dxa"/>
-          </w:tcPr>
-          <w:p>
-            <w:pPr>
-              <w:pStyle w:val="Compact"/>
+            <w:tcW w:w="3900" w:type="dxa"/>
+          </w:tcPr>
+          <w:p>
+            <w:pPr>
+              <w:pStyle w:val="Compact"/>
+              <w:jc w:val="left"/>
             </w:pPr>
             <w:r>
               <w:rPr>
                 <w:rStyle w:val="VerbatimChar"/>
+                <w:color w:val="000000"/>
               </w:rPr>
               <w:t>city_cost_values</w:t>
             </w:r>
@@ -909,52 +1143,56 @@
         </w:tc>
         <w:tc>
           <w:tcPr>
-            <w:tcW w:w="2640" w:type="dxa"/>
-          </w:tcPr>
-          <w:p>
-            <w:pPr>
-              <w:pStyle w:val="Compact"/>
-            </w:pPr>
-            <w:r>
+            <w:tcW w:w="2600" w:type="dxa"/>
+          </w:tcPr>
+          <w:p>
+            <w:pPr>
+              <w:pStyle w:val="Compact"/>
+              <w:jc w:val="left"/>
+            </w:pPr>
+            <w:r>
+              <w:rPr>
+                <w:color w:val="000000"/>
+              </w:rPr>
               <w:t>Cost value for a city and item</w:t>
             </w:r>
           </w:p>
         </w:tc>
         <w:tc>
           <w:tcPr>
-            <w:tcW w:w="2640" w:type="dxa"/>
-          </w:tcPr>
-          <w:p>
-            <w:pPr>
-              <w:pStyle w:val="Compact"/>
-            </w:pPr>
-            <w:r>
-              <w:t xml:space="preserve">PK </w:t>
-            </w:r>
-            <w:r>
-              <w:rPr>
-                <w:rStyle w:val="VerbatimChar"/>
-              </w:rPr>
-              <w:t>city_cost_value_id</w:t>
-            </w:r>
-            <w:r>
-              <w:t>; FKs to city and item; non-negative value</w:t>
-            </w:r>
-          </w:p>
-        </w:tc>
+            <w:tcW w:w="3189" w:type="dxa"/>
+          </w:tcPr>
+          <w:p>
+            <w:pPr>
+              <w:pStyle w:val="Compact"/>
+              <w:jc w:val="left"/>
+            </w:pPr>
+            <w:r>
+              <w:rPr>
+                <w:color w:val="000000"/>
+              </w:rPr>
+              <w:t xml:space="preserve">PK city_cost_value_id; FKs city_id and item_id; UNIQUE (city_id, item_id); value &gt;= 0</w:t>
+            </w:r>
+          </w:p>
+        </w:tc>
+        <w:trPr>
+          <w:cantSplit/>
+        </w:trPr>
       </w:tr>
       <w:tr>
         <w:tc>
           <w:tcPr>
-            <w:tcW w:w="2640" w:type="dxa"/>
-          </w:tcPr>
-          <w:p>
-            <w:pPr>
-              <w:pStyle w:val="Compact"/>
+            <w:tcW w:w="3900" w:type="dxa"/>
+          </w:tcPr>
+          <w:p>
+            <w:pPr>
+              <w:pStyle w:val="Compact"/>
+              <w:jc w:val="left"/>
             </w:pPr>
             <w:r>
               <w:rPr>
                 <w:rStyle w:val="VerbatimChar"/>
+                <w:color w:val="000000"/>
               </w:rPr>
               <w:t>app_users</w:t>
             </w:r>
@@ -962,58 +1200,76 @@
         </w:tc>
         <w:tc>
           <w:tcPr>
-            <w:tcW w:w="2640" w:type="dxa"/>
-          </w:tcPr>
-          <w:p>
-            <w:pPr>
-              <w:pStyle w:val="Compact"/>
-            </w:pPr>
-            <w:r>
+            <w:tcW w:w="2600" w:type="dxa"/>
+          </w:tcPr>
+          <w:p>
+            <w:pPr>
+              <w:pStyle w:val="Compact"/>
+              <w:jc w:val="left"/>
+            </w:pPr>
+            <w:r>
+              <w:rPr>
+                <w:color w:val="000000"/>
+              </w:rPr>
               <w:t>Application users</w:t>
             </w:r>
           </w:p>
         </w:tc>
         <w:tc>
           <w:tcPr>
-            <w:tcW w:w="2640" w:type="dxa"/>
-          </w:tcPr>
-          <w:p>
-            <w:pPr>
-              <w:pStyle w:val="Compact"/>
-            </w:pPr>
-            <w:r>
+            <w:tcW w:w="3189" w:type="dxa"/>
+          </w:tcPr>
+          <w:p>
+            <w:pPr>
+              <w:pStyle w:val="Compact"/>
+              <w:jc w:val="left"/>
+            </w:pPr>
+            <w:r>
+              <w:rPr>
+                <w:color w:val="000000"/>
+              </w:rPr>
               <w:t xml:space="preserve">PK </w:t>
             </w:r>
             <w:r>
               <w:rPr>
                 <w:rStyle w:val="VerbatimChar"/>
+                <w:color w:val="000000"/>
               </w:rPr>
               <w:t>user_id</w:t>
             </w:r>
             <w:r>
+              <w:rPr>
+                <w:color w:val="000000"/>
+              </w:rPr>
               <w:t xml:space="preserve">; UNIQUE </w:t>
             </w:r>
             <w:r>
               <w:rPr>
                 <w:rStyle w:val="VerbatimChar"/>
+                <w:color w:val="000000"/>
               </w:rPr>
               <w:t>user_email</w:t>
             </w:r>
           </w:p>
         </w:tc>
+        <w:trPr>
+          <w:cantSplit/>
+        </w:trPr>
       </w:tr>
       <w:tr>
         <w:tc>
           <w:tcPr>
-            <w:tcW w:w="2640" w:type="dxa"/>
-          </w:tcPr>
-          <w:p>
-            <w:pPr>
-              <w:pStyle w:val="Compact"/>
+            <w:tcW w:w="3900" w:type="dxa"/>
+          </w:tcPr>
+          <w:p>
+            <w:pPr>
+              <w:pStyle w:val="Compact"/>
+              <w:jc w:val="left"/>
             </w:pPr>
             <w:r>
               <w:rPr>
                 <w:rStyle w:val="VerbatimChar"/>
+                <w:color w:val="000000"/>
               </w:rPr>
               <w:t>user_favorite_cities</w:t>
             </w:r>
@@ -1021,45 +1277,61 @@
         </w:tc>
         <w:tc>
           <w:tcPr>
-            <w:tcW w:w="2640" w:type="dxa"/>
-          </w:tcPr>
-          <w:p>
-            <w:pPr>
-              <w:pStyle w:val="Compact"/>
-            </w:pPr>
-            <w:r>
+            <w:tcW w:w="2600" w:type="dxa"/>
+          </w:tcPr>
+          <w:p>
+            <w:pPr>
+              <w:pStyle w:val="Compact"/>
+              <w:jc w:val="left"/>
+            </w:pPr>
+            <w:r>
+              <w:rPr>
+                <w:color w:val="000000"/>
+              </w:rPr>
               <w:t>User-to-city favourites</w:t>
             </w:r>
           </w:p>
         </w:tc>
         <w:tc>
           <w:tcPr>
-            <w:tcW w:w="2640" w:type="dxa"/>
-          </w:tcPr>
-          <w:p>
-            <w:pPr>
-              <w:pStyle w:val="Compact"/>
-            </w:pPr>
-            <w:r>
+            <w:tcW w:w="3189" w:type="dxa"/>
+          </w:tcPr>
+          <w:p>
+            <w:pPr>
+              <w:pStyle w:val="Compact"/>
+              <w:jc w:val="left"/>
+            </w:pPr>
+            <w:r>
+              <w:rPr>
+                <w:color w:val="000000"/>
+              </w:rPr>
               <w:t xml:space="preserve">Composite PK and FKs </w:t>
             </w:r>
             <w:r>
               <w:rPr>
                 <w:rStyle w:val="VerbatimChar"/>
+                <w:color w:val="000000"/>
               </w:rPr>
               <w:t>user_id</w:t>
             </w:r>
             <w:r>
+              <w:rPr>
+                <w:color w:val="000000"/>
+              </w:rPr>
               <w:t xml:space="preserve">, </w:t>
             </w:r>
             <w:r>
               <w:rPr>
                 <w:rStyle w:val="VerbatimChar"/>
+                <w:color w:val="000000"/>
               </w:rPr>
               <w:t>city_id</w:t>
             </w:r>
           </w:p>
         </w:tc>
+        <w:trPr>
+          <w:cantSplit/>
+        </w:trPr>
       </w:tr>
     </w:tbl>
     <w:p>
@@ -1067,15 +1339,22 @@
         <w:pStyle w:val="a0"/>
       </w:pPr>
       <w:r>
+        <w:rPr>
+          <w:color w:val="000000"/>
+        </w:rPr>
         <w:t xml:space="preserve">Main relationships are one country to many cities, one category to many cost items, one city to many cost values and one item to many cost values. Users and cities have a many-to-many relationship implemented through </w:t>
       </w:r>
       <w:r>
         <w:rPr>
           <w:rStyle w:val="VerbatimChar"/>
+          <w:color w:val="000000"/>
         </w:rPr>
         <w:t>user_favorite_cities</w:t>
       </w:r>
       <w:r>
+        <w:rPr>
+          <w:color w:val="000000"/>
+        </w:rPr>
         <w:t>.</w:t>
       </w:r>
     </w:p>
@@ -1084,7 +1363,10 @@
         <w:pStyle w:val="a0"/>
       </w:pPr>
       <w:r>
-        <w:t>The schema is in Third Normal Form: each table represents one subject, repeating groups are removed, many-to-many relationships use a junction table, and descriptive attributes depend on the key of their own table rather than on another non-key attribute.</w:t>
+        <w:rPr>
+          <w:color w:val="000000"/>
+        </w:rPr>
+        <w:t xml:space="preserve">The schema separates attributes according to their dependencies. A country ID determines the country name; an item ID determines its name, unit and category; a city and item pair determines the price. Country and category names are stored in their own tables. This avoids repeating them in every price row and keeps the tables in Third Normal Form.</w:t>
       </w:r>
     </w:p>
     <w:p>
@@ -1094,11 +1376,12 @@
       <w:r>
         <w:rPr>
           <w:noProof/>
+          <w:color w:val="000000"/>
         </w:rPr>
         <w:lastRenderedPageBreak/>
         <w:drawing>
           <wp:inline distT="0" distB="0" distL="0" distR="0" wp14:anchorId="040D55F2" wp14:editId="0EA6E4FB">
-            <wp:extent cx="5334000" cy="4121727"/>
+            <wp:extent cx="6152513" cy="4760873"/>
             <wp:effectExtent l="0" t="0" r="0" b="0"/>
             <wp:docPr id="13" name="Picture" descr="OLTP logical schema"/>
             <wp:cNvGraphicFramePr/>
@@ -1120,7 +1403,7 @@
                   <pic:spPr bwMode="auto">
                     <a:xfrm>
                       <a:off x="0" y="0"/>
-                      <a:ext cx="5334000" cy="4121727"/>
+                      <a:ext cx="6152513" cy="4760873"/>
                     </a:xfrm>
                     <a:prstGeom prst="rect">
                       <a:avLst/>
@@ -1144,6 +1427,9 @@
         <w:pStyle w:val="ImageCaption"/>
       </w:pPr>
       <w:r>
+        <w:rPr>
+          <w:color w:val="000000"/>
+        </w:rPr>
         <w:t>OLTP logical schema</w:t>
       </w:r>
     </w:p>
@@ -1154,6 +1440,9 @@
       <w:bookmarkStart w:id="3" w:name="olap-database"/>
       <w:bookmarkEnd w:id="2"/>
       <w:r>
+        <w:rPr>
+          <w:color w:val="000000"/>
+        </w:rPr>
         <w:t>4. OLAP Database</w:t>
       </w:r>
     </w:p>
@@ -1162,16 +1451,62 @@
         <w:pStyle w:val="FirstParagraph"/>
       </w:pPr>
       <w:r>
+        <w:rPr>
+          <w:color w:val="000000"/>
+        </w:rPr>
         <w:t xml:space="preserve">The </w:t>
       </w:r>
       <w:r>
         <w:rPr>
           <w:rStyle w:val="VerbatimChar"/>
-        </w:rPr>
-        <w:t>olap</w:t>
-      </w:r>
-      <w:r>
-        <w:t xml:space="preserve"> schema is separated from operational tables and is designed for analytical queries and Power BI. It uses a snowflake model with dimensions, two fact tables, an SCD Type 2 dimension and a bridge table.</w:t>
+          <w:color w:val="000000"/>
+        </w:rPr>
+        <w:t xml:space="preserve">olap</w:t>
+      </w:r>
+      <w:r>
+        <w:rPr>
+          <w:color w:val="000000"/>
+        </w:rPr>
+        <w:t xml:space="preserve"> schema is stored in the separate database </w:t>
+      </w:r>
+      <w:r>
+        <w:rPr>
+          <w:rStyle w:val="VerbatimChar"/>
+          <w:color w:val="000000"/>
+        </w:rPr>
+        <w:t xml:space="preserve">coursework_olap</w:t>
+      </w:r>
+      <w:r>
+        <w:rPr>
+          <w:color w:val="000000"/>
+        </w:rPr>
+        <w:t xml:space="preserve">. It uses a snowflake model with seven dimensions, two fact tables and a bridge table. The </w:t>
+      </w:r>
+      <w:r>
+        <w:rPr>
+          <w:rStyle w:val="VerbatimChar"/>
+          <w:color w:val="000000"/>
+        </w:rPr>
+        <w:t xml:space="preserve">postgres_fdw</w:t>
+      </w:r>
+      <w:r>
+        <w:rPr>
+          <w:color w:val="000000"/>
+        </w:rPr>
+        <w:t xml:space="preserve"> extension exposes six OLTP tables through </w:t>
+      </w:r>
+      <w:r>
+        <w:rPr>
+          <w:rStyle w:val="VerbatimChar"/>
+          <w:color w:val="000000"/>
+        </w:rPr>
+        <w:t xml:space="preserve">source_oltp</w:t>
+      </w:r>
+      <w:r>
+        <w:rPr>
+          <w:color w:val="000000"/>
+        </w:rPr>
+        <w:t xml:space="preserve">; the ETL reads those tables and writes the analytical data.</w:t>
       </w:r>
     </w:p>
     <w:p>
@@ -1180,6 +1515,9 @@
       </w:pPr>
       <w:bookmarkStart w:id="4" w:name="analytical-questions"/>
       <w:r>
+        <w:rPr>
+          <w:color w:val="000000"/>
+        </w:rPr>
         <w:t>4.1 Analytical Questions</w:t>
       </w:r>
     </w:p>
@@ -1192,6 +1530,9 @@
         </w:numPr>
       </w:pPr>
       <w:r>
+        <w:rPr>
+          <w:color w:val="000000"/>
+        </w:rPr>
         <w:t>Which cities have the highest salary-to-cost ratio?</w:t>
       </w:r>
     </w:p>
@@ -1204,7 +1545,10 @@
         </w:numPr>
       </w:pPr>
       <w:r>
-        <w:t>How do salary, housing, groceries, transport and restaurant costs differ by city and country?</w:t>
+        <w:rPr>
+          <w:color w:val="000000"/>
+        </w:rPr>
+        <w:t xml:space="preserve">How do salary, rent and the monthly budget differ by city and country?</w:t>
       </w:r>
     </w:p>
     <w:p>
@@ -1216,6 +1560,9 @@
         </w:numPr>
       </w:pPr>
       <w:r>
+        <w:rPr>
+          <w:color w:val="000000"/>
+        </w:rPr>
         <w:t>Which cities are budget-friendly, high-salary or premium locations?</w:t>
       </w:r>
     </w:p>
@@ -1228,6 +1575,9 @@
         </w:numPr>
       </w:pPr>
       <w:r>
+        <w:rPr>
+          <w:color w:val="000000"/>
+        </w:rPr>
         <w:t>How does average affordability vary between countries?</w:t>
       </w:r>
     </w:p>
@@ -1240,16 +1590,23 @@
         </w:numPr>
       </w:pPr>
       <w:r>
+        <w:rPr>
+          <w:color w:val="000000"/>
+        </w:rPr>
         <w:t>How do city analytical tiers change between snapshots?</w:t>
       </w:r>
     </w:p>
     <w:p>
       <w:pPr>
         <w:pStyle w:val="2"/>
+        <w:pageBreakBefore/>
       </w:pPr>
       <w:bookmarkStart w:id="5" w:name="olap-tables"/>
       <w:bookmarkEnd w:id="4"/>
       <w:r>
+        <w:rPr>
+          <w:color w:val="000000"/>
+        </w:rPr>
         <w:t>4.2 OLAP Tables</w:t>
       </w:r>
     </w:p>
@@ -1269,53 +1626,66 @@
         <w:tblLook w:val="0020" w:firstRow="1" w:lastRow="0" w:firstColumn="0" w:lastColumn="0" w:noHBand="0" w:noVBand="0"/>
       </w:tblPr>
       <w:tblGrid>
-        <w:gridCol w:w="3301"/>
-        <w:gridCol w:w="3302"/>
-        <w:gridCol w:w="3302"/>
+        <w:gridCol w:w="3950"/>
+        <w:gridCol w:w="1800"/>
+        <w:gridCol w:w="3939"/>
       </w:tblGrid>
       <w:tr>
         <w:trPr>
           <w:cnfStyle w:val="100000000000" w:firstRow="1" w:lastRow="0" w:firstColumn="0" w:lastColumn="0" w:oddVBand="0" w:evenVBand="0" w:oddHBand="0" w:evenHBand="0" w:firstRowFirstColumn="0" w:firstRowLastColumn="0" w:lastRowFirstColumn="0" w:lastRowLastColumn="0"/>
           <w:tblHeader/>
+          <w:cantSplit/>
         </w:trPr>
         <w:tc>
           <w:tcPr>
-            <w:tcW w:w="2640" w:type="dxa"/>
+            <w:tcW w:w="3950" w:type="dxa"/>
             <w:shd w:val="clear" w:color="auto" w:fill="E7E6E6"/>
           </w:tcPr>
           <w:p>
             <w:pPr>
               <w:pStyle w:val="Compact"/>
-            </w:pPr>
-            <w:r>
+              <w:jc w:val="left"/>
+            </w:pPr>
+            <w:r>
+              <w:rPr>
+                <w:color w:val="000000"/>
+              </w:rPr>
               <w:t>Table</w:t>
             </w:r>
           </w:p>
         </w:tc>
         <w:tc>
           <w:tcPr>
-            <w:tcW w:w="2640" w:type="dxa"/>
+            <w:tcW w:w="1800" w:type="dxa"/>
             <w:shd w:val="clear" w:color="auto" w:fill="E7E6E6"/>
           </w:tcPr>
           <w:p>
             <w:pPr>
               <w:pStyle w:val="Compact"/>
-            </w:pPr>
-            <w:r>
+              <w:jc w:val="left"/>
+            </w:pPr>
+            <w:r>
+              <w:rPr>
+                <w:color w:val="000000"/>
+              </w:rPr>
               <w:t>Type</w:t>
             </w:r>
           </w:p>
         </w:tc>
         <w:tc>
           <w:tcPr>
-            <w:tcW w:w="2640" w:type="dxa"/>
+            <w:tcW w:w="3939" w:type="dxa"/>
             <w:shd w:val="clear" w:color="auto" w:fill="E7E6E6"/>
           </w:tcPr>
           <w:p>
             <w:pPr>
               <w:pStyle w:val="Compact"/>
-            </w:pPr>
-            <w:r>
+              <w:jc w:val="left"/>
+            </w:pPr>
+            <w:r>
+              <w:rPr>
+                <w:color w:val="000000"/>
+              </w:rPr>
               <w:t>Purpose or grain</w:t>
             </w:r>
           </w:p>
@@ -1324,15 +1694,17 @@
       <w:tr>
         <w:tc>
           <w:tcPr>
-            <w:tcW w:w="2640" w:type="dxa"/>
-          </w:tcPr>
-          <w:p>
-            <w:pPr>
-              <w:pStyle w:val="Compact"/>
+            <w:tcW w:w="3950" w:type="dxa"/>
+          </w:tcPr>
+          <w:p>
+            <w:pPr>
+              <w:pStyle w:val="Compact"/>
+              <w:jc w:val="left"/>
             </w:pPr>
             <w:r>
               <w:rPr>
                 <w:rStyle w:val="VerbatimChar"/>
+                <w:color w:val="000000"/>
               </w:rPr>
               <w:t>dim_country</w:t>
             </w:r>
@@ -1340,43 +1712,56 @@
         </w:tc>
         <w:tc>
           <w:tcPr>
-            <w:tcW w:w="2640" w:type="dxa"/>
-          </w:tcPr>
-          <w:p>
-            <w:pPr>
-              <w:pStyle w:val="Compact"/>
-            </w:pPr>
-            <w:r>
+            <w:tcW w:w="1800" w:type="dxa"/>
+          </w:tcPr>
+          <w:p>
+            <w:pPr>
+              <w:pStyle w:val="Compact"/>
+              <w:jc w:val="left"/>
+            </w:pPr>
+            <w:r>
+              <w:rPr>
+                <w:color w:val="000000"/>
+              </w:rPr>
               <w:t>Dimension</w:t>
             </w:r>
           </w:p>
         </w:tc>
         <w:tc>
           <w:tcPr>
-            <w:tcW w:w="2640" w:type="dxa"/>
-          </w:tcPr>
-          <w:p>
-            <w:pPr>
-              <w:pStyle w:val="Compact"/>
-            </w:pPr>
-            <w:r>
+            <w:tcW w:w="3939" w:type="dxa"/>
+          </w:tcPr>
+          <w:p>
+            <w:pPr>
+              <w:pStyle w:val="Compact"/>
+              <w:jc w:val="left"/>
+            </w:pPr>
+            <w:r>
+              <w:rPr>
+                <w:color w:val="000000"/>
+              </w:rPr>
               <w:t>One row per country</w:t>
             </w:r>
           </w:p>
         </w:tc>
+        <w:trPr>
+          <w:cantSplit/>
+        </w:trPr>
       </w:tr>
       <w:tr>
         <w:tc>
           <w:tcPr>
-            <w:tcW w:w="2640" w:type="dxa"/>
-          </w:tcPr>
-          <w:p>
-            <w:pPr>
-              <w:pStyle w:val="Compact"/>
+            <w:tcW w:w="3950" w:type="dxa"/>
+          </w:tcPr>
+          <w:p>
+            <w:pPr>
+              <w:pStyle w:val="Compact"/>
+              <w:jc w:val="left"/>
             </w:pPr>
             <w:r>
               <w:rPr>
                 <w:rStyle w:val="VerbatimChar"/>
+                <w:color w:val="000000"/>
               </w:rPr>
               <w:t>dim_data_quality</w:t>
             </w:r>
@@ -1384,43 +1769,56 @@
         </w:tc>
         <w:tc>
           <w:tcPr>
-            <w:tcW w:w="2640" w:type="dxa"/>
-          </w:tcPr>
-          <w:p>
-            <w:pPr>
-              <w:pStyle w:val="Compact"/>
-            </w:pPr>
-            <w:r>
+            <w:tcW w:w="1800" w:type="dxa"/>
+          </w:tcPr>
+          <w:p>
+            <w:pPr>
+              <w:pStyle w:val="Compact"/>
+              <w:jc w:val="left"/>
+            </w:pPr>
+            <w:r>
+              <w:rPr>
+                <w:color w:val="000000"/>
+              </w:rPr>
               <w:t>Dimension</w:t>
             </w:r>
           </w:p>
         </w:tc>
         <w:tc>
           <w:tcPr>
-            <w:tcW w:w="2640" w:type="dxa"/>
-          </w:tcPr>
-          <w:p>
-            <w:pPr>
-              <w:pStyle w:val="Compact"/>
-            </w:pPr>
-            <w:r>
+            <w:tcW w:w="3939" w:type="dxa"/>
+          </w:tcPr>
+          <w:p>
+            <w:pPr>
+              <w:pStyle w:val="Compact"/>
+              <w:jc w:val="left"/>
+            </w:pPr>
+            <w:r>
+              <w:rPr>
+                <w:color w:val="000000"/>
+              </w:rPr>
               <w:t>One row per quality code</w:t>
             </w:r>
           </w:p>
         </w:tc>
+        <w:trPr>
+          <w:cantSplit/>
+        </w:trPr>
       </w:tr>
       <w:tr>
         <w:tc>
           <w:tcPr>
-            <w:tcW w:w="2640" w:type="dxa"/>
-          </w:tcPr>
-          <w:p>
-            <w:pPr>
-              <w:pStyle w:val="Compact"/>
+            <w:tcW w:w="3950" w:type="dxa"/>
+          </w:tcPr>
+          <w:p>
+            <w:pPr>
+              <w:pStyle w:val="Compact"/>
+              <w:jc w:val="left"/>
             </w:pPr>
             <w:r>
               <w:rPr>
                 <w:rStyle w:val="VerbatimChar"/>
+                <w:color w:val="000000"/>
               </w:rPr>
               <w:t>dim_cost_category</w:t>
             </w:r>
@@ -1428,43 +1826,56 @@
         </w:tc>
         <w:tc>
           <w:tcPr>
-            <w:tcW w:w="2640" w:type="dxa"/>
-          </w:tcPr>
-          <w:p>
-            <w:pPr>
-              <w:pStyle w:val="Compact"/>
-            </w:pPr>
-            <w:r>
+            <w:tcW w:w="1800" w:type="dxa"/>
+          </w:tcPr>
+          <w:p>
+            <w:pPr>
+              <w:pStyle w:val="Compact"/>
+              <w:jc w:val="left"/>
+            </w:pPr>
+            <w:r>
+              <w:rPr>
+                <w:color w:val="000000"/>
+              </w:rPr>
               <w:t>Dimension</w:t>
             </w:r>
           </w:p>
         </w:tc>
         <w:tc>
           <w:tcPr>
-            <w:tcW w:w="2640" w:type="dxa"/>
-          </w:tcPr>
-          <w:p>
-            <w:pPr>
-              <w:pStyle w:val="Compact"/>
-            </w:pPr>
-            <w:r>
+            <w:tcW w:w="3939" w:type="dxa"/>
+          </w:tcPr>
+          <w:p>
+            <w:pPr>
+              <w:pStyle w:val="Compact"/>
+              <w:jc w:val="left"/>
+            </w:pPr>
+            <w:r>
+              <w:rPr>
+                <w:color w:val="000000"/>
+              </w:rPr>
               <w:t>One row per cost category</w:t>
             </w:r>
           </w:p>
         </w:tc>
+        <w:trPr>
+          <w:cantSplit/>
+        </w:trPr>
       </w:tr>
       <w:tr>
         <w:tc>
           <w:tcPr>
-            <w:tcW w:w="2640" w:type="dxa"/>
-          </w:tcPr>
-          <w:p>
-            <w:pPr>
-              <w:pStyle w:val="Compact"/>
+            <w:tcW w:w="3950" w:type="dxa"/>
+          </w:tcPr>
+          <w:p>
+            <w:pPr>
+              <w:pStyle w:val="Compact"/>
+              <w:jc w:val="left"/>
             </w:pPr>
             <w:r>
               <w:rPr>
                 <w:rStyle w:val="VerbatimChar"/>
+                <w:color w:val="000000"/>
               </w:rPr>
               <w:lastRenderedPageBreak/>
               <w:t>dim_cost_item</w:t>
@@ -1473,43 +1884,56 @@
         </w:tc>
         <w:tc>
           <w:tcPr>
-            <w:tcW w:w="2640" w:type="dxa"/>
-          </w:tcPr>
-          <w:p>
-            <w:pPr>
-              <w:pStyle w:val="Compact"/>
-            </w:pPr>
-            <w:r>
+            <w:tcW w:w="1800" w:type="dxa"/>
+          </w:tcPr>
+          <w:p>
+            <w:pPr>
+              <w:pStyle w:val="Compact"/>
+              <w:jc w:val="left"/>
+            </w:pPr>
+            <w:r>
+              <w:rPr>
+                <w:color w:val="000000"/>
+              </w:rPr>
               <w:t>Snowflaked dimension</w:t>
             </w:r>
           </w:p>
         </w:tc>
         <w:tc>
           <w:tcPr>
-            <w:tcW w:w="2640" w:type="dxa"/>
-          </w:tcPr>
-          <w:p>
-            <w:pPr>
-              <w:pStyle w:val="Compact"/>
-            </w:pPr>
-            <w:r>
+            <w:tcW w:w="3939" w:type="dxa"/>
+          </w:tcPr>
+          <w:p>
+            <w:pPr>
+              <w:pStyle w:val="Compact"/>
+              <w:jc w:val="left"/>
+            </w:pPr>
+            <w:r>
+              <w:rPr>
+                <w:color w:val="000000"/>
+              </w:rPr>
               <w:t>Cost item linked to its category</w:t>
             </w:r>
           </w:p>
         </w:tc>
+        <w:trPr>
+          <w:cantSplit/>
+        </w:trPr>
       </w:tr>
       <w:tr>
         <w:tc>
           <w:tcPr>
-            <w:tcW w:w="2640" w:type="dxa"/>
-          </w:tcPr>
-          <w:p>
-            <w:pPr>
-              <w:pStyle w:val="Compact"/>
+            <w:tcW w:w="3950" w:type="dxa"/>
+          </w:tcPr>
+          <w:p>
+            <w:pPr>
+              <w:pStyle w:val="Compact"/>
+              <w:jc w:val="left"/>
             </w:pPr>
             <w:r>
               <w:rPr>
                 <w:rStyle w:val="VerbatimChar"/>
+                <w:color w:val="000000"/>
               </w:rPr>
               <w:t>dim_date</w:t>
             </w:r>
@@ -1517,43 +1941,56 @@
         </w:tc>
         <w:tc>
           <w:tcPr>
-            <w:tcW w:w="2640" w:type="dxa"/>
-          </w:tcPr>
-          <w:p>
-            <w:pPr>
-              <w:pStyle w:val="Compact"/>
-            </w:pPr>
-            <w:r>
+            <w:tcW w:w="1800" w:type="dxa"/>
+          </w:tcPr>
+          <w:p>
+            <w:pPr>
+              <w:pStyle w:val="Compact"/>
+              <w:jc w:val="left"/>
+            </w:pPr>
+            <w:r>
+              <w:rPr>
+                <w:color w:val="000000"/>
+              </w:rPr>
               <w:t>Dimension</w:t>
             </w:r>
           </w:p>
         </w:tc>
         <w:tc>
           <w:tcPr>
-            <w:tcW w:w="2640" w:type="dxa"/>
-          </w:tcPr>
-          <w:p>
-            <w:pPr>
-              <w:pStyle w:val="Compact"/>
-            </w:pPr>
-            <w:r>
+            <w:tcW w:w="3939" w:type="dxa"/>
+          </w:tcPr>
+          <w:p>
+            <w:pPr>
+              <w:pStyle w:val="Compact"/>
+              <w:jc w:val="left"/>
+            </w:pPr>
+            <w:r>
+              <w:rPr>
+                <w:color w:val="000000"/>
+              </w:rPr>
               <w:t>Snapshot date, year, quarter and month</w:t>
             </w:r>
           </w:p>
         </w:tc>
+        <w:trPr>
+          <w:cantSplit/>
+        </w:trPr>
       </w:tr>
       <w:tr>
         <w:tc>
           <w:tcPr>
-            <w:tcW w:w="2640" w:type="dxa"/>
-          </w:tcPr>
-          <w:p>
-            <w:pPr>
-              <w:pStyle w:val="Compact"/>
+            <w:tcW w:w="3950" w:type="dxa"/>
+          </w:tcPr>
+          <w:p>
+            <w:pPr>
+              <w:pStyle w:val="Compact"/>
+              <w:jc w:val="left"/>
             </w:pPr>
             <w:r>
               <w:rPr>
                 <w:rStyle w:val="VerbatimChar"/>
+                <w:color w:val="000000"/>
               </w:rPr>
               <w:t>dim_city_scd</w:t>
             </w:r>
@@ -1561,43 +1998,56 @@
         </w:tc>
         <w:tc>
           <w:tcPr>
-            <w:tcW w:w="2640" w:type="dxa"/>
-          </w:tcPr>
-          <w:p>
-            <w:pPr>
-              <w:pStyle w:val="Compact"/>
-            </w:pPr>
-            <w:r>
+            <w:tcW w:w="1800" w:type="dxa"/>
+          </w:tcPr>
+          <w:p>
+            <w:pPr>
+              <w:pStyle w:val="Compact"/>
+              <w:jc w:val="left"/>
+            </w:pPr>
+            <w:r>
+              <w:rPr>
+                <w:color w:val="000000"/>
+              </w:rPr>
               <w:t>SCD Type 2 dimension</w:t>
             </w:r>
           </w:p>
         </w:tc>
         <w:tc>
           <w:tcPr>
-            <w:tcW w:w="2640" w:type="dxa"/>
-          </w:tcPr>
-          <w:p>
-            <w:pPr>
-              <w:pStyle w:val="Compact"/>
-            </w:pPr>
-            <w:r>
+            <w:tcW w:w="3939" w:type="dxa"/>
+          </w:tcPr>
+          <w:p>
+            <w:pPr>
+              <w:pStyle w:val="Compact"/>
+              <w:jc w:val="left"/>
+            </w:pPr>
+            <w:r>
+              <w:rPr>
+                <w:color w:val="000000"/>
+              </w:rPr>
               <w:t>Historical city analytical profile</w:t>
             </w:r>
           </w:p>
         </w:tc>
+        <w:trPr>
+          <w:cantSplit/>
+        </w:trPr>
       </w:tr>
       <w:tr>
         <w:tc>
           <w:tcPr>
-            <w:tcW w:w="2640" w:type="dxa"/>
-          </w:tcPr>
-          <w:p>
-            <w:pPr>
-              <w:pStyle w:val="Compact"/>
+            <w:tcW w:w="3950" w:type="dxa"/>
+          </w:tcPr>
+          <w:p>
+            <w:pPr>
+              <w:pStyle w:val="Compact"/>
+              <w:jc w:val="left"/>
             </w:pPr>
             <w:r>
               <w:rPr>
                 <w:rStyle w:val="VerbatimChar"/>
+                <w:color w:val="000000"/>
               </w:rPr>
               <w:t>dim_lifestyle_tag</w:t>
             </w:r>
@@ -1605,43 +2055,56 @@
         </w:tc>
         <w:tc>
           <w:tcPr>
-            <w:tcW w:w="2640" w:type="dxa"/>
-          </w:tcPr>
-          <w:p>
-            <w:pPr>
-              <w:pStyle w:val="Compact"/>
-            </w:pPr>
-            <w:r>
+            <w:tcW w:w="1800" w:type="dxa"/>
+          </w:tcPr>
+          <w:p>
+            <w:pPr>
+              <w:pStyle w:val="Compact"/>
+              <w:jc w:val="left"/>
+            </w:pPr>
+            <w:r>
+              <w:rPr>
+                <w:color w:val="000000"/>
+              </w:rPr>
               <w:t>Dimension</w:t>
             </w:r>
           </w:p>
         </w:tc>
         <w:tc>
           <w:tcPr>
-            <w:tcW w:w="2640" w:type="dxa"/>
-          </w:tcPr>
-          <w:p>
-            <w:pPr>
-              <w:pStyle w:val="Compact"/>
-            </w:pPr>
-            <w:r>
+            <w:tcW w:w="3939" w:type="dxa"/>
+          </w:tcPr>
+          <w:p>
+            <w:pPr>
+              <w:pStyle w:val="Compact"/>
+              <w:jc w:val="left"/>
+            </w:pPr>
+            <w:r>
+              <w:rPr>
+                <w:color w:val="000000"/>
+              </w:rPr>
               <w:t>Lifestyle classification definitions</w:t>
             </w:r>
           </w:p>
         </w:tc>
+        <w:trPr>
+          <w:cantSplit/>
+        </w:trPr>
       </w:tr>
       <w:tr>
         <w:tc>
           <w:tcPr>
-            <w:tcW w:w="2640" w:type="dxa"/>
-          </w:tcPr>
-          <w:p>
-            <w:pPr>
-              <w:pStyle w:val="Compact"/>
+            <w:tcW w:w="3950" w:type="dxa"/>
+          </w:tcPr>
+          <w:p>
+            <w:pPr>
+              <w:pStyle w:val="Compact"/>
+              <w:jc w:val="left"/>
             </w:pPr>
             <w:r>
               <w:rPr>
                 <w:rStyle w:val="VerbatimChar"/>
+                <w:color w:val="000000"/>
               </w:rPr>
               <w:t>bridge_city_lifestyle_tag</w:t>
             </w:r>
@@ -1649,43 +2112,56 @@
         </w:tc>
         <w:tc>
           <w:tcPr>
-            <w:tcW w:w="2640" w:type="dxa"/>
-          </w:tcPr>
-          <w:p>
-            <w:pPr>
-              <w:pStyle w:val="Compact"/>
-            </w:pPr>
-            <w:r>
+            <w:tcW w:w="1800" w:type="dxa"/>
+          </w:tcPr>
+          <w:p>
+            <w:pPr>
+              <w:pStyle w:val="Compact"/>
+              <w:jc w:val="left"/>
+            </w:pPr>
+            <w:r>
+              <w:rPr>
+                <w:color w:val="000000"/>
+              </w:rPr>
               <w:t>Bridge</w:t>
             </w:r>
           </w:p>
         </w:tc>
         <w:tc>
           <w:tcPr>
-            <w:tcW w:w="2640" w:type="dxa"/>
-          </w:tcPr>
-          <w:p>
-            <w:pPr>
-              <w:pStyle w:val="Compact"/>
-            </w:pPr>
-            <w:r>
-              <w:t>Many-to-many city and lifestyle-tag assignments</w:t>
-            </w:r>
-          </w:p>
-        </w:tc>
+            <w:tcW w:w="3939" w:type="dxa"/>
+          </w:tcPr>
+          <w:p>
+            <w:pPr>
+              <w:pStyle w:val="Compact"/>
+              <w:jc w:val="left"/>
+            </w:pPr>
+            <w:r>
+              <w:rPr>
+                <w:color w:val="000000"/>
+              </w:rPr>
+              <w:t xml:space="preserve">One snapshot date, city version and lifestyle tag</w:t>
+            </w:r>
+          </w:p>
+        </w:tc>
+        <w:trPr>
+          <w:cantSplit/>
+        </w:trPr>
       </w:tr>
       <w:tr>
         <w:tc>
           <w:tcPr>
-            <w:tcW w:w="2640" w:type="dxa"/>
-          </w:tcPr>
-          <w:p>
-            <w:pPr>
-              <w:pStyle w:val="Compact"/>
+            <w:tcW w:w="3950" w:type="dxa"/>
+          </w:tcPr>
+          <w:p>
+            <w:pPr>
+              <w:pStyle w:val="Compact"/>
+              <w:jc w:val="left"/>
             </w:pPr>
             <w:r>
               <w:rPr>
                 <w:rStyle w:val="VerbatimChar"/>
+                <w:color w:val="000000"/>
               </w:rPr>
               <w:t>fact_city_cost</w:t>
             </w:r>
@@ -1693,43 +2169,56 @@
         </w:tc>
         <w:tc>
           <w:tcPr>
-            <w:tcW w:w="2640" w:type="dxa"/>
-          </w:tcPr>
-          <w:p>
-            <w:pPr>
-              <w:pStyle w:val="Compact"/>
-            </w:pPr>
-            <w:r>
+            <w:tcW w:w="1800" w:type="dxa"/>
+          </w:tcPr>
+          <w:p>
+            <w:pPr>
+              <w:pStyle w:val="Compact"/>
+              <w:jc w:val="left"/>
+            </w:pPr>
+            <w:r>
+              <w:rPr>
+                <w:color w:val="000000"/>
+              </w:rPr>
               <w:t>Fact</w:t>
             </w:r>
           </w:p>
         </w:tc>
         <w:tc>
           <w:tcPr>
-            <w:tcW w:w="2640" w:type="dxa"/>
-          </w:tcPr>
-          <w:p>
-            <w:pPr>
-              <w:pStyle w:val="Compact"/>
-            </w:pPr>
-            <w:r>
-              <w:t>One cost item for one city and snapshot date</w:t>
-            </w:r>
-          </w:p>
-        </w:tc>
+            <w:tcW w:w="3939" w:type="dxa"/>
+          </w:tcPr>
+          <w:p>
+            <w:pPr>
+              <w:pStyle w:val="Compact"/>
+              <w:jc w:val="left"/>
+            </w:pPr>
+            <w:r>
+              <w:rPr>
+                <w:color w:val="000000"/>
+              </w:rPr>
+              <w:t xml:space="preserve">One cost item, city version and snapshot date</w:t>
+            </w:r>
+          </w:p>
+        </w:tc>
+        <w:trPr>
+          <w:cantSplit/>
+        </w:trPr>
       </w:tr>
       <w:tr>
         <w:tc>
           <w:tcPr>
-            <w:tcW w:w="2640" w:type="dxa"/>
-          </w:tcPr>
-          <w:p>
-            <w:pPr>
-              <w:pStyle w:val="Compact"/>
+            <w:tcW w:w="3950" w:type="dxa"/>
+          </w:tcPr>
+          <w:p>
+            <w:pPr>
+              <w:pStyle w:val="Compact"/>
+              <w:jc w:val="left"/>
             </w:pPr>
             <w:r>
               <w:rPr>
                 <w:rStyle w:val="VerbatimChar"/>
+                <w:color w:val="000000"/>
               </w:rPr>
               <w:t>fact_affordability_snapshot</w:t>
             </w:r>
@@ -1737,30 +2226,41 @@
         </w:tc>
         <w:tc>
           <w:tcPr>
-            <w:tcW w:w="2640" w:type="dxa"/>
-          </w:tcPr>
-          <w:p>
-            <w:pPr>
-              <w:pStyle w:val="Compact"/>
-            </w:pPr>
-            <w:r>
+            <w:tcW w:w="1800" w:type="dxa"/>
+          </w:tcPr>
+          <w:p>
+            <w:pPr>
+              <w:pStyle w:val="Compact"/>
+              <w:jc w:val="left"/>
+            </w:pPr>
+            <w:r>
+              <w:rPr>
+                <w:color w:val="000000"/>
+              </w:rPr>
               <w:t>Aggregate fact</w:t>
             </w:r>
           </w:p>
         </w:tc>
         <w:tc>
           <w:tcPr>
-            <w:tcW w:w="2640" w:type="dxa"/>
-          </w:tcPr>
-          <w:p>
-            <w:pPr>
-              <w:pStyle w:val="Compact"/>
-            </w:pPr>
-            <w:r>
-              <w:t>One summarized affordability record per city and date</w:t>
-            </w:r>
-          </w:p>
-        </w:tc>
+            <w:tcW w:w="3939" w:type="dxa"/>
+          </w:tcPr>
+          <w:p>
+            <w:pPr>
+              <w:pStyle w:val="Compact"/>
+              <w:jc w:val="left"/>
+            </w:pPr>
+            <w:r>
+              <w:rPr>
+                <w:color w:val="000000"/>
+              </w:rPr>
+              <w:t xml:space="preserve">One city version and snapshot date; salary and budget measures</w:t>
+            </w:r>
+          </w:p>
+        </w:tc>
+        <w:trPr>
+          <w:cantSplit/>
+        </w:trPr>
       </w:tr>
     </w:tbl>
     <w:p>
@@ -1768,7 +2268,36 @@
         <w:pStyle w:val="a0"/>
       </w:pPr>
       <w:r>
-        <w:t>All dimensions use OLAP surrogate keys. Foreign keys connect facts and the bridge to dimensions. Unique constraints prevent duplicate facts for the same business grain.</w:t>
+        <w:rPr>
+          <w:color w:val="000000"/>
+        </w:rPr>
+        <w:t xml:space="preserve">Facts refer to OLAP dimension keys. The city dimension has a separate </w:t>
+      </w:r>
+      <w:r>
+        <w:rPr>
+          <w:rStyle w:val="VerbatimChar"/>
+          <w:color w:val="000000"/>
+        </w:rPr>
+        <w:t xml:space="preserve">city_key</w:t>
+      </w:r>
+      <w:r>
+        <w:rPr>
+          <w:color w:val="000000"/>
+        </w:rPr>
+        <w:t xml:space="preserve"> for each historical version and retains the source </w:t>
+      </w:r>
+      <w:r>
+        <w:rPr>
+          <w:rStyle w:val="VerbatimChar"/>
+          <w:color w:val="000000"/>
+        </w:rPr>
+        <w:t xml:space="preserve">city_id</w:t>
+      </w:r>
+      <w:r>
+        <w:rPr>
+          <w:color w:val="000000"/>
+        </w:rPr>
+        <w:t xml:space="preserve">. The date key is the snapshot date in YYYYMMDD form. Unique constraints enforce the grain shown above.</w:t>
       </w:r>
     </w:p>
     <w:p>
@@ -1778,38 +2307,54 @@
       <w:r>
         <w:rPr>
           <w:rStyle w:val="VerbatimChar"/>
-        </w:rPr>
-        <w:t>dim_city_scd</w:t>
-      </w:r>
-      <w:r>
-        <w:t xml:space="preserve"> implements SCD Type 2 using </w:t>
+          <w:color w:val="000000"/>
+        </w:rPr>
+        <w:t xml:space="preserve">dim_city_scd</w:t>
+      </w:r>
+      <w:r>
+        <w:rPr>
+          <w:color w:val="000000"/>
+        </w:rPr>
+        <w:t xml:space="preserve"> stores </w:t>
       </w:r>
       <w:r>
         <w:rPr>
           <w:rStyle w:val="VerbatimChar"/>
-        </w:rPr>
-        <w:t>valid_from</w:t>
-      </w:r>
-      <w:r>
+          <w:color w:val="000000"/>
+        </w:rPr>
+        <w:t xml:space="preserve">valid_from</w:t>
+      </w:r>
+      <w:r>
+        <w:rPr>
+          <w:color w:val="000000"/>
+        </w:rPr>
         <w:t xml:space="preserve">, </w:t>
       </w:r>
       <w:r>
         <w:rPr>
           <w:rStyle w:val="VerbatimChar"/>
-        </w:rPr>
-        <w:t>valid_to</w:t>
-      </w:r>
-      <w:r>
+          <w:color w:val="000000"/>
+        </w:rPr>
+        <w:t xml:space="preserve">valid_to</w:t>
+      </w:r>
+      <w:r>
+        <w:rPr>
+          <w:color w:val="000000"/>
+        </w:rPr>
         <w:t xml:space="preserve"> and </w:t>
       </w:r>
       <w:r>
         <w:rPr>
           <w:rStyle w:val="VerbatimChar"/>
-        </w:rPr>
-        <w:t>is_current</w:t>
-      </w:r>
-      <w:r>
-        <w:t>. When a city’s quality or analytical tier changes, the current row is closed and a new version is inserted.</w:t>
+          <w:color w:val="000000"/>
+        </w:rPr>
+        <w:t xml:space="preserve">is_current</w:t>
+      </w:r>
+      <w:r>
+        <w:rPr>
+          <w:color w:val="000000"/>
+        </w:rPr>
+        <w:t xml:space="preserve">. A later snapshot creates a new version when the city name, country, quality or one of its three tiers changes. The old version ends on the previous day. A correction on the version start date updates that row in place. A price change within the same tiers updates the facts without creating a city version.</w:t>
       </w:r>
     </w:p>
     <w:p>
@@ -1819,10 +2364,11 @@
       <w:r>
         <w:rPr>
           <w:noProof/>
+          <w:color w:val="000000"/>
         </w:rPr>
         <w:drawing>
           <wp:inline distT="0" distB="0" distL="0" distR="0" wp14:anchorId="33AB3046" wp14:editId="4967C505">
-            <wp:extent cx="5334000" cy="3378200"/>
+            <wp:extent cx="6152513" cy="3740728"/>
             <wp:effectExtent l="0" t="0" r="0" b="0"/>
             <wp:docPr id="18" name="Picture" descr="OLAP snowflake logical schema"/>
             <wp:cNvGraphicFramePr/>
@@ -1844,7 +2390,7 @@
                   <pic:spPr bwMode="auto">
                     <a:xfrm>
                       <a:off x="0" y="0"/>
-                      <a:ext cx="5334000" cy="3378200"/>
+                      <a:ext cx="6152513" cy="3740728"/>
                     </a:xfrm>
                     <a:prstGeom prst="rect">
                       <a:avLst/>
@@ -1868,6 +2414,9 @@
         <w:pStyle w:val="ImageCaption"/>
       </w:pPr>
       <w:r>
+        <w:rPr>
+          <w:color w:val="000000"/>
+        </w:rPr>
         <w:t>OLAP snowflake logical schema</w:t>
       </w:r>
     </w:p>
@@ -1878,6 +2427,9 @@
       <w:bookmarkStart w:id="6" w:name="analytical-measures"/>
       <w:bookmarkEnd w:id="5"/>
       <w:r>
+        <w:rPr>
+          <w:color w:val="000000"/>
+        </w:rPr>
         <w:t>4.3 Analytical Measures</w:t>
       </w:r>
     </w:p>
@@ -1886,34 +2438,50 @@
         <w:pStyle w:val="FirstParagraph"/>
       </w:pPr>
       <w:r>
-        <w:t xml:space="preserve">Average salary is taken from item </w:t>
-      </w:r>
+        <w:rPr>
+          <w:color w:val="000000"/>
+        </w:rPr>
+        <w:t xml:space="preserve">The salary measure uses x54. Rent uses x49, the price of a one-bedroom flat outside the centre, or x48 if x49 is missing. The monthly food basket uses eight products: x9 × 8, x10 × 8, x11 × 2, x12 × 2, x13 × 1, x14 × 4, x16 × 4 and x20 × 4. Transport uses x29, utilities x36 and internet x38.</w:t>
+      </w:r>
+    </w:p>
+    <w:p>
+      <w:pPr>
+        <w:pStyle w:val="a0"/>
+        <w:jc w:val="left"/>
+      </w:pPr>
       <w:r>
         <w:rPr>
           <w:rStyle w:val="VerbatimChar"/>
-        </w:rPr>
-        <w:t>x54</w:t>
-      </w:r>
-      <w:r>
-        <w:t>. The rent proxy uses one-bedroom rent outside the centre (</w:t>
+          <w:color w:val="000000"/>
+        </w:rPr>
+        <w:t xml:space="preserve">monthly_cost_proxy = rent_cost + food_cost + transport_cost</w:t>
+      </w:r>
+      <w:r>
+        <w:rPr>
+          <w:color w:val="000000"/>
+        </w:rPr>
+        <w:t xml:space="preserve"/>
+        <w:br/>
+        <w:t xml:space="preserve"/>
       </w:r>
       <w:r>
         <w:rPr>
           <w:rStyle w:val="VerbatimChar"/>
-        </w:rPr>
-        <w:t>x49</w:t>
-      </w:r>
-      <w:r>
-        <w:t>) and falls back to city-centre rent (</w:t>
-      </w:r>
+          <w:color w:val="000000"/>
+        </w:rPr>
+        <w:t xml:space="preserve">                     + utilities_cost + internet_cost</w:t>
+      </w:r>
+    </w:p>
+    <w:p>
+      <w:pPr>
+        <w:pStyle w:val="a0"/>
+      </w:pPr>
       <w:r>
         <w:rPr>
           <w:rStyle w:val="VerbatimChar"/>
-        </w:rPr>
-        <w:t>x48</w:t>
-      </w:r>
-      <w:r>
-        <w:t>). The ETL calculates:</w:t>
+          <w:color w:val="000000"/>
+        </w:rPr>
+        <w:t xml:space="preserve">affordability_score = avg_salary / monthly_cost_proxy</w:t>
       </w:r>
     </w:p>
     <w:p>
@@ -1922,10 +2490,9 @@
       </w:pPr>
       <w:r>
         <w:rPr>
-          <w:rStyle w:val="VerbatimChar"/>
-        </w:rPr>
-        <w:lastRenderedPageBreak/>
-        <w:t>monthly_cost_proxy = rent_proxy + groceries_total × 4 + transport_total + restaurants_total × 4</w:t>
+          <w:color w:val="000000"/>
+        </w:rPr>
+        <w:t xml:space="preserve">Food cost is calculated only when all eight product prices are available. A missing budget component leaves the total as NULL; missing salary or a zero budget leaves affordability as NULL. The basket is an estimate of selected monthly expenses. For example, utilities refer to an 85 m² flat, while rent refers to a one-bedroom flat.</w:t>
       </w:r>
     </w:p>
     <w:p>
@@ -1934,9 +2501,9 @@
       </w:pPr>
       <w:r>
         <w:rPr>
-          <w:rStyle w:val="VerbatimChar"/>
-        </w:rPr>
-        <w:t>affordability_score = avg_salary / monthly_cost_proxy</w:t>
+          <w:color w:val="000000"/>
+        </w:rPr>
+        <w:t xml:space="preserve">Affordability tiers are high from 2.5, medium from 1.5 and low below 1.5. Salary tiers use 3,000 and 1,500 USD; rent tiers use 1,500 and 700 USD. Missing values receive the unknown tier.</w:t>
       </w:r>
     </w:p>
     <w:p>
@@ -1944,52 +2511,10 @@
         <w:pStyle w:val="a0"/>
       </w:pPr>
       <w:r>
-        <w:t xml:space="preserve">Division by zero is prevented. Cities are assigned affordability, salary and rent tiers. The bridge adds the tags </w:t>
-      </w:r>
-      <w:r>
-        <w:rPr>
-          <w:rStyle w:val="VerbatimChar"/>
-        </w:rPr>
-        <w:t>budget_friendly</w:t>
-      </w:r>
-      <w:r>
-        <w:t xml:space="preserve">, </w:t>
-      </w:r>
-      <w:r>
-        <w:rPr>
-          <w:rStyle w:val="VerbatimChar"/>
-        </w:rPr>
-        <w:t>high_salary</w:t>
-      </w:r>
-      <w:r>
-        <w:t xml:space="preserve">, </w:t>
-      </w:r>
-      <w:r>
-        <w:rPr>
-          <w:rStyle w:val="VerbatimChar"/>
-        </w:rPr>
-        <w:t>expensive_housing</w:t>
-      </w:r>
-      <w:r>
-        <w:t xml:space="preserve">, </w:t>
-      </w:r>
-      <w:r>
-        <w:rPr>
-          <w:rStyle w:val="VerbatimChar"/>
-        </w:rPr>
-        <w:t>family_oriented</w:t>
-      </w:r>
-      <w:r>
-        <w:t xml:space="preserve"> and </w:t>
-      </w:r>
-      <w:r>
-        <w:rPr>
-          <w:rStyle w:val="VerbatimChar"/>
-        </w:rPr>
-        <w:t>premium_city</w:t>
-      </w:r>
-      <w:r>
-        <w:t xml:space="preserve"> according to documented thresholds in the ETL script.</w:t>
+        <w:rPr>
+          <w:color w:val="000000"/>
+        </w:rPr>
+        <w:t xml:space="preserve">The bridge assigns budget_friendly when affordability is at least 1.5, high_salary from 3,000 USD salary, expensive_housing from 1,500 USD rent, and reliable_data for quality code 1. premium_city requires both the high salary and high rent thresholds. A city can have several tags on the same date.</w:t>
       </w:r>
     </w:p>
     <w:p>
@@ -2000,6 +2525,9 @@
       <w:bookmarkEnd w:id="3"/>
       <w:bookmarkEnd w:id="6"/>
       <w:r>
+        <w:rPr>
+          <w:color w:val="000000"/>
+        </w:rPr>
         <w:t>5. Loading and ETL Instructions</w:t>
       </w:r>
     </w:p>
@@ -2009,6 +2537,9 @@
       </w:pPr>
       <w:bookmarkStart w:id="8" w:name="prerequisites"/>
       <w:r>
+        <w:rPr>
+          <w:color w:val="000000"/>
+        </w:rPr>
         <w:t>5.1 Prerequisites</w:t>
       </w:r>
     </w:p>
@@ -2021,16 +2552,10 @@
         </w:numPr>
       </w:pPr>
       <w:r>
-        <w:t xml:space="preserve">PostgreSQL and </w:t>
-      </w:r>
-      <w:r>
-        <w:rPr>
-          <w:rStyle w:val="VerbatimChar"/>
-        </w:rPr>
-        <w:t>psql</w:t>
-      </w:r>
-      <w:r>
-        <w:t xml:space="preserve"> are installed.</w:t>
+        <w:rPr>
+          <w:color w:val="000000"/>
+        </w:rPr>
+        <w:t xml:space="preserve">PostgreSQL is installed and psql is available in PATH.</w:t>
       </w:r>
     </w:p>
     <w:p>
@@ -2042,16 +2567,10 @@
         </w:numPr>
       </w:pPr>
       <w:r>
-        <w:t xml:space="preserve">A PostgreSQL database named </w:t>
-      </w:r>
-      <w:r>
-        <w:rPr>
-          <w:rStyle w:val="VerbatimChar"/>
-        </w:rPr>
-        <w:t>coursework</w:t>
-      </w:r>
-      <w:r>
-        <w:t xml:space="preserve"> exists.</w:t>
+        <w:rPr>
+          <w:color w:val="000000"/>
+        </w:rPr>
+        <w:t xml:space="preserve">The PostgreSQL user can create databases and configure postgres_fdw.</w:t>
       </w:r>
     </w:p>
     <w:p>
@@ -2063,7 +2582,10 @@
         </w:numPr>
       </w:pPr>
       <w:r>
-        <w:t>Python 3 and pandas are installed.</w:t>
+        <w:rPr>
+          <w:color w:val="000000"/>
+        </w:rPr>
+        <w:t xml:space="preserve">Python 3 and pandas are needed only to regenerate the supplied CSV files.</w:t>
       </w:r>
     </w:p>
     <w:p>
@@ -2076,12 +2598,9 @@
       </w:pPr>
       <w:r>
         <w:rPr>
-          <w:rStyle w:val="VerbatimChar"/>
-        </w:rPr>
-        <w:t>cost-of-living.csv.zip</w:t>
-      </w:r>
-      <w:r>
-        <w:t xml:space="preserve"> is located in the project root.</w:t>
+          <w:color w:val="000000"/>
+        </w:rPr>
+        <w:t xml:space="preserve">All five prepared CSV files are present in the data folder.</w:t>
       </w:r>
     </w:p>
     <w:p>
@@ -2093,7 +2612,10 @@
         </w:numPr>
       </w:pPr>
       <w:r>
-        <w:t>Commands are executed from the project root directory.</w:t>
+        <w:rPr>
+          <w:color w:val="000000"/>
+        </w:rPr>
+        <w:t xml:space="preserve">Commands are executed from the project root in PowerShell.</w:t>
       </w:r>
     </w:p>
     <w:p>
@@ -2103,6 +2625,9 @@
       <w:bookmarkStart w:id="9" w:name="execution-order"/>
       <w:bookmarkEnd w:id="8"/>
       <w:r>
+        <w:rPr>
+          <w:color w:val="000000"/>
+        </w:rPr>
         <w:t>5.2 Execution Order</w:t>
       </w:r>
     </w:p>
@@ -2113,84 +2638,40 @@
       <w:r>
         <w:rPr>
           <w:rStyle w:val="VerbatimChar"/>
-        </w:rPr>
-        <w:t>python scripts/0_prepare_csv_from_zip.py</w:t>
-      </w:r>
-      <w:r>
+          <w:color w:val="000000"/>
+        </w:rPr>
+        <w:t xml:space="preserve">powershell -NoProfile -ExecutionPolicy Bypass `</w:t>
         <w:br/>
-      </w:r>
-      <w:r>
+        <w:t xml:space="preserve">  -File .\scripts\run.ps1</w:t>
+      </w:r>
+    </w:p>
+    <w:p>
+      <w:pPr>
+        <w:pStyle w:val="FirstParagraph"/>
+      </w:pPr>
+      <w:r>
+        <w:rPr>
+          <w:color w:val="000000"/>
+        </w:rPr>
+        <w:t xml:space="preserve">The script runs SQL files 0, 1, 2, 3, 3a, 4 and 5 in order. It uses localhost:5432 and user postgres by default. The password comes from PGPASSWORD, the local password file, or an interactive prompt. Optional queries can then be run against the corresponding database:</w:t>
+      </w:r>
+    </w:p>
+    <w:p>
+      <w:pPr>
+        <w:pStyle w:val="SourceCode"/>
+      </w:pPr>
+      <w:r>
+        <w:rPr>
+          <w:rStyle w:val="VerbatimChar"/>
+          <w:color w:val="000000"/>
+        </w:rPr>
+        <w:t xml:space="preserve">psql -U postgres -d coursework_oltp `</w:t>
         <w:br/>
-      </w:r>
-      <w:r>
-        <w:rPr>
-          <w:rStyle w:val="VerbatimChar"/>
-        </w:rPr>
-        <w:t>psql -U postgres -d coursework -f sql/1_create_oltp.sql</w:t>
-      </w:r>
-      <w:r>
+        <w:t xml:space="preserve">  -f sql/6_oltp_queries.sql</w:t>
         <w:br/>
-      </w:r>
-      <w:r>
-        <w:rPr>
-          <w:rStyle w:val="VerbatimChar"/>
-        </w:rPr>
-        <w:t>psql -U postgres -d coursework -f sql/2_load_csv_to_oltp.sql</w:t>
-      </w:r>
-      <w:r>
+        <w:t xml:space="preserve">psql -U postgres -d coursework_olap `</w:t>
         <w:br/>
-      </w:r>
-      <w:r>
-        <w:rPr>
-          <w:rStyle w:val="VerbatimChar"/>
-        </w:rPr>
-        <w:t>psql -U postgres -d coursework -f sql/3_create_olap.sql</w:t>
-      </w:r>
-      <w:r>
-        <w:br/>
-      </w:r>
-      <w:r>
-        <w:rPr>
-          <w:rStyle w:val="VerbatimChar"/>
-        </w:rPr>
-        <w:t>psql -U postgres -d coursework -f sql/4_etl_oltp_to_olap.sql</w:t>
-      </w:r>
-      <w:r>
-        <w:br/>
-      </w:r>
-      <w:r>
-        <w:rPr>
-          <w:rStyle w:val="VerbatimChar"/>
-        </w:rPr>
-        <w:t>psql -U postgres -d coursework -f sql/5_power_bi_views.sql</w:t>
-      </w:r>
-    </w:p>
-    <w:p>
-      <w:pPr>
-        <w:pStyle w:val="FirstParagraph"/>
-      </w:pPr>
-      <w:r>
-        <w:t>Optional insight queries:</w:t>
-      </w:r>
-    </w:p>
-    <w:p>
-      <w:pPr>
-        <w:pStyle w:val="SourceCode"/>
-      </w:pPr>
-      <w:r>
-        <w:rPr>
-          <w:rStyle w:val="VerbatimChar"/>
-        </w:rPr>
-        <w:t>psql -U postgres -d coursework -f sql/6_oltp_queries.sql</w:t>
-      </w:r>
-      <w:r>
-        <w:br/>
-      </w:r>
-      <w:r>
-        <w:rPr>
-          <w:rStyle w:val="VerbatimChar"/>
-        </w:rPr>
-        <w:t>psql -U postgres -d coursework -f sql/7_olap_queries.sql</w:t>
+        <w:t xml:space="preserve">  -f sql/7_olap_queries.sql</w:t>
       </w:r>
     </w:p>
     <w:p>
@@ -2200,6 +2681,9 @@
       <w:bookmarkStart w:id="10" w:name="rerun-behaviour"/>
       <w:bookmarkEnd w:id="9"/>
       <w:r>
+        <w:rPr>
+          <w:color w:val="000000"/>
+        </w:rPr>
         <w:t>5.3 Rerun Behaviour</w:t>
       </w:r>
     </w:p>
@@ -2208,16 +2692,10 @@
         <w:pStyle w:val="FirstParagraph"/>
       </w:pPr>
       <w:r>
-        <w:t xml:space="preserve">The OLTP load uses temporary staging tables and </w:t>
-      </w:r>
-      <w:r>
-        <w:rPr>
-          <w:rStyle w:val="VerbatimChar"/>
-        </w:rPr>
-        <w:t>ON CONFLICT DO NOTHING</w:t>
-      </w:r>
-      <w:r>
-        <w:t>. Existing unchanged rows are not duplicated or overwritten. The OLAP ETL loads dimensions first, processes the city SCD Type 2 dimension, assigns lifestyle tags and finally loads detailed and aggregated facts. Unique constraints and conflict handling make the current snapshot rerunnable.</w:t>
+        <w:rPr>
+          <w:color w:val="000000"/>
+        </w:rPr>
+        <w:t xml:space="preserve">The OLTP loader reads all five CSV files into temporary staging tables and validates their keys, values and references. New rows are inserted; changed values are updated with ON CONFLICT DO UPDATE. IS DISTINCT FROM avoids rewriting unchanged rows. Rows absent from the full CSV snapshot are deleted. Each CSV load and each OLAP ETL run has its own transaction; a failure rolls back that stage.</w:t>
       </w:r>
     </w:p>
     <w:p>
@@ -2225,25 +2703,21 @@
         <w:pStyle w:val="a0"/>
       </w:pPr>
       <w:r>
-        <w:t xml:space="preserve">The current ETL snapshot is </w:t>
-      </w:r>
-      <w:r>
-        <w:rPr>
-          <w:rStyle w:val="VerbatimChar"/>
-        </w:rPr>
-        <w:t>2026-01-01</w:t>
-      </w:r>
-      <w:r>
-        <w:t xml:space="preserve"> with date key </w:t>
-      </w:r>
-      <w:r>
-        <w:rPr>
-          <w:rStyle w:val="VerbatimChar"/>
-        </w:rPr>
-        <w:t>20260101</w:t>
-      </w:r>
-      <w:r>
-        <w:t>. A future dataset load must use a later snapshot date and matching date key so that a new historical version can be created.</w:t>
+        <w:rPr>
+          <w:color w:val="000000"/>
+        </w:rPr>
+        <w:t xml:space="preserve">The CSV input must remain a complete dataset. Replacing the price file with only the changed rows would delete the omitted prices. Changes made directly in OLTP are replaced by the CSV values on the next full run.</w:t>
+      </w:r>
+    </w:p>
+    <w:p>
+      <w:pPr>
+        <w:pStyle w:val="a0"/>
+      </w:pPr>
+      <w:r>
+        <w:rPr>
+          <w:color w:val="000000"/>
+        </w:rPr>
+        <w:t xml:space="preserve">The default snapshot date is the current date. Repeating the latest date corrects that snapshot; a later date adds a snapshot, and an earlier date is rejected. Older facts remain when a city disappears. Snapshot dates record when ETL ran, not when the source prices were observed. A city rename is treated as a new city because the source has no permanent city identifier.</w:t>
       </w:r>
     </w:p>
     <w:p>
@@ -2254,6 +2728,9 @@
       <w:bookmarkEnd w:id="7"/>
       <w:bookmarkEnd w:id="10"/>
       <w:r>
+        <w:rPr>
+          <w:color w:val="000000"/>
+        </w:rPr>
         <w:t>6. Power BI Report</w:t>
       </w:r>
     </w:p>
@@ -2262,16 +2739,36 @@
         <w:pStyle w:val="FirstParagraph"/>
       </w:pPr>
       <w:r>
+        <w:rPr>
+          <w:color w:val="000000"/>
+        </w:rPr>
         <w:t xml:space="preserve">The report file is </w:t>
       </w:r>
       <w:r>
         <w:rPr>
           <w:rStyle w:val="VerbatimChar"/>
-        </w:rPr>
-        <w:t>power_bi_report.pbix</w:t>
-      </w:r>
-      <w:r>
-        <w:t>. Power BI connects only to the OLAP reporting views:</w:t>
+          <w:color w:val="000000"/>
+        </w:rPr>
+        <w:t xml:space="preserve">power_bi_report.pbix</w:t>
+      </w:r>
+      <w:r>
+        <w:rPr>
+          <w:color w:val="000000"/>
+        </w:rPr>
+        <w:t xml:space="preserve">. It imports three tables from the </w:t>
+      </w:r>
+      <w:r>
+        <w:rPr>
+          <w:rStyle w:val="VerbatimChar"/>
+          <w:color w:val="000000"/>
+        </w:rPr>
+        <w:t xml:space="preserve">olap</w:t>
+      </w:r>
+      <w:r>
+        <w:rPr>
+          <w:color w:val="000000"/>
+        </w:rPr>
+        <w:t xml:space="preserve"> schema:</w:t>
       </w:r>
     </w:p>
     <w:p>
@@ -2285,8 +2782,9 @@
       <w:r>
         <w:rPr>
           <w:rStyle w:val="VerbatimChar"/>
-        </w:rPr>
-        <w:t>olap.vw_city_affordability</w:t>
+          <w:color w:val="000000"/>
+        </w:rPr>
+        <w:t xml:space="preserve">dim_country</w:t>
       </w:r>
     </w:p>
     <w:p>
@@ -2300,8 +2798,9 @@
       <w:r>
         <w:rPr>
           <w:rStyle w:val="VerbatimChar"/>
-        </w:rPr>
-        <w:t>olap.vw_city_cost_by_category</w:t>
+          <w:color w:val="000000"/>
+        </w:rPr>
+        <w:t xml:space="preserve">dim_city_scd</w:t>
       </w:r>
     </w:p>
     <w:p>
@@ -2315,8 +2814,9 @@
       <w:r>
         <w:rPr>
           <w:rStyle w:val="VerbatimChar"/>
-        </w:rPr>
-        <w:t>olap.vw_city_lifestyle_tags</w:t>
+          <w:color w:val="000000"/>
+        </w:rPr>
+        <w:t xml:space="preserve">fact_affordability_snapshot</w:t>
       </w:r>
     </w:p>
     <w:p>
@@ -2324,18 +2824,10 @@
         <w:pStyle w:val="FirstParagraph"/>
       </w:pPr>
       <w:r>
-        <w:lastRenderedPageBreak/>
-        <w:t xml:space="preserve">Report title: </w:t>
-      </w:r>
-      <w:r>
-        <w:rPr>
-          <w:b/>
-          <w:bCs/>
-        </w:rPr>
-        <w:t>Global Cost of Living Comparison and Relocation Analytics System</w:t>
-      </w:r>
-      <w:r>
-        <w:t>.</w:t>
+        <w:rPr>
+          <w:color w:val="000000"/>
+        </w:rPr>
+        <w:t xml:space="preserve">Two one-to-many relationships link country to city and city to the affordability fact. Filters flow in that direction. Power Query selects current city versions and the latest fact snapshot. The three SQL views remain available for the insight queries.</w:t>
       </w:r>
     </w:p>
     <w:p>
@@ -2343,7 +2835,21 @@
         <w:pStyle w:val="a0"/>
       </w:pPr>
       <w:r>
-        <w:t>The report contains country and city slicers. Three KPI cards show affordability score, salary and monthly cost proxy for the selected data. A city affordability bar chart ranks locations, a comparison chart shows salary, monthly cost proxy and housing cost, and a cost composition chart presents the main selected measures. All visuals respond to the slicers.</w:t>
+        <w:rPr>
+          <w:color w:val="000000"/>
+        </w:rPr>
+        <w:t xml:space="preserve">The single report page has country and city slicers, three cards for affordability, salary and monthly budget, and three charts: affordability by city, salary versus budget, and rent versus other budget costs. DAX calculates averages for the selected cities. Average affordability is the mean of city ratios, not the ratio of average salary to average budget. AVERAGE ignores missing values, so the measures may cover different sets of cities.</w:t>
+      </w:r>
+    </w:p>
+    <w:p>
+      <w:pPr>
+        <w:pStyle w:val="a0"/>
+      </w:pPr>
+      <w:r>
+        <w:rPr>
+          <w:color w:val="000000"/>
+        </w:rPr>
+        <w:t xml:space="preserve">After a successful database load, Refresh in Power BI imports the latest results. Refresh does not run the SQL loading scripts. The saved report can display its imported data before a connection is established.</w:t>
       </w:r>
     </w:p>
     <w:p>
@@ -2353,6 +2859,9 @@
       <w:bookmarkStart w:id="12" w:name="insight-queries"/>
       <w:bookmarkEnd w:id="11"/>
       <w:r>
+        <w:rPr>
+          <w:color w:val="000000"/>
+        </w:rPr>
         <w:t>7. Insight Queries</w:t>
       </w:r>
     </w:p>
@@ -2363,10 +2872,14 @@
       <w:r>
         <w:rPr>
           <w:rStyle w:val="VerbatimChar"/>
+          <w:color w:val="000000"/>
         </w:rPr>
         <w:t>sql/6_oltp_queries.sql</w:t>
       </w:r>
       <w:r>
+        <w:rPr>
+          <w:color w:val="000000"/>
+        </w:rPr>
         <w:t xml:space="preserve"> contains four operational analytical queries:</w:t>
       </w:r>
     </w:p>
@@ -2379,6 +2892,9 @@
         </w:numPr>
       </w:pPr>
       <w:r>
+        <w:rPr>
+          <w:color w:val="000000"/>
+        </w:rPr>
         <w:t>Top 20 cities by average monthly salary.</w:t>
       </w:r>
     </w:p>
@@ -2391,7 +2907,10 @@
         </w:numPr>
       </w:pPr>
       <w:r>
-        <w:t>Average cost by country and category.</w:t>
+        <w:rPr>
+          <w:color w:val="000000"/>
+        </w:rPr>
+        <w:t xml:space="preserve">Average value of each cost item by country, with the number of available observations.</w:t>
       </w:r>
     </w:p>
     <w:p>
@@ -2403,6 +2922,9 @@
         </w:numPr>
       </w:pPr>
       <w:r>
+        <w:rPr>
+          <w:color w:val="000000"/>
+        </w:rPr>
         <w:t>Most frequently favourited cities.</w:t>
       </w:r>
     </w:p>
@@ -2415,6 +2937,9 @@
         </w:numPr>
       </w:pPr>
       <w:r>
+        <w:rPr>
+          <w:color w:val="000000"/>
+        </w:rPr>
         <w:t>Number of cities by country and data-quality level.</w:t>
       </w:r>
     </w:p>
@@ -2425,10 +2950,14 @@
       <w:r>
         <w:rPr>
           <w:rStyle w:val="VerbatimChar"/>
+          <w:color w:val="000000"/>
         </w:rPr>
         <w:t>sql/7_olap_queries.sql</w:t>
       </w:r>
       <w:r>
+        <w:rPr>
+          <w:color w:val="000000"/>
+        </w:rPr>
         <w:t xml:space="preserve"> contains four DWH queries:</w:t>
       </w:r>
     </w:p>
@@ -2441,6 +2970,9 @@
         </w:numPr>
       </w:pPr>
       <w:r>
+        <w:rPr>
+          <w:color w:val="000000"/>
+        </w:rPr>
         <w:t>Top 20 cities by affordability score.</w:t>
       </w:r>
     </w:p>
@@ -2453,6 +2985,9 @@
         </w:numPr>
       </w:pPr>
       <w:r>
+        <w:rPr>
+          <w:color w:val="000000"/>
+        </w:rPr>
         <w:t>Average affordability and salary by country.</w:t>
       </w:r>
     </w:p>
@@ -2465,7 +3000,10 @@
         </w:numPr>
       </w:pPr>
       <w:r>
-        <w:t>Average cost by country and category.</w:t>
+        <w:rPr>
+          <w:color w:val="000000"/>
+        </w:rPr>
+        <w:t xml:space="preserve">Average affordability by country and snapshot date.</w:t>
       </w:r>
     </w:p>
     <w:p>
@@ -2477,6 +3015,9 @@
         </w:numPr>
       </w:pPr>
       <w:r>
+        <w:rPr>
+          <w:color w:val="000000"/>
+        </w:rPr>
         <w:t>City statistics grouped by lifestyle tag.</w:t>
       </w:r>
     </w:p>
@@ -2487,6 +3028,9 @@
       <w:bookmarkStart w:id="13" w:name="project-deliverables"/>
       <w:bookmarkEnd w:id="12"/>
       <w:r>
+        <w:rPr>
+          <w:color w:val="000000"/>
+        </w:rPr>
         <w:t>8. Project Deliverables</w:t>
       </w:r>
     </w:p>
@@ -2494,10 +3038,13 @@
       <w:pPr>
         <w:pStyle w:val="FirstParagraph"/>
       </w:pPr>
-      <w:r>
-        <w:t>The submission contains the source ZIP, five prepared CSV files, the Python preparation script, OLTP and OLAP creation scripts, the CSV loading script, the ETL script, Power BI reporting views, OLTP and OLAP insight queries, two logical schema images, the Power BI report and this technical document.</w:t>
-      </w:r>
       <w:bookmarkEnd w:id="13"/>
+      <w:r>
+        <w:rPr>
+          <w:color w:val="000000"/>
+        </w:rPr>
+        <w:t xml:space="preserve">The project contains the source ZIP, five prepared CSV files, the Python preparation script, requirements.txt, the PowerShell runner, nine SQL scripts, two logical schema images, the Power BI report, this documentation and the run instructions.</w:t>
+      </w:r>
     </w:p>
     <w:sectPr>
       <w:footnotePr>
@@ -3123,6 +3670,9 @@
     <w:pPr>
       <w:spacing w:after="100" w:line="276" w:lineRule="auto"/>
     </w:pPr>
+    <w:rPr>
+      <w:color w:val="000000"/>
+    </w:rPr>
   </w:style>
   <w:style w:type="paragraph" w:styleId="1">
     <w:name w:val="heading 1"/>
@@ -3143,6 +3693,7 @@
       <w:bCs/>
       <w:sz w:val="28"/>
       <w:szCs w:val="28"/>
+      <w:color w:val="000000"/>
     </w:rPr>
   </w:style>
   <w:style w:type="paragraph" w:styleId="2">
@@ -3164,6 +3715,7 @@
     <w:rPr>
       <w:b/>
       <w:bCs/>
+      <w:color w:val="000000"/>
     </w:rPr>
   </w:style>
   <w:style w:type="paragraph" w:styleId="3">
@@ -3187,6 +3739,7 @@
       <w:bCs/>
       <w:i/>
       <w:iCs/>
+      <w:color w:val="000000"/>
     </w:rPr>
   </w:style>
   <w:style w:type="paragraph" w:styleId="4">
@@ -3209,7 +3762,7 @@
       <w:rFonts w:eastAsiaTheme="majorEastAsia" w:cstheme="majorBidi"/>
       <w:i/>
       <w:iCs/>
-      <w:color w:val="0F4761" w:themeColor="accent1" w:themeShade="BF"/>
+      <w:color w:val="000000"/>
     </w:rPr>
   </w:style>
   <w:style w:type="paragraph" w:styleId="5">
@@ -3230,7 +3783,7 @@
     </w:pPr>
     <w:rPr>
       <w:rFonts w:eastAsiaTheme="majorEastAsia" w:cstheme="majorBidi"/>
-      <w:color w:val="0F4761" w:themeColor="accent1" w:themeShade="BF"/>
+      <w:color w:val="000000"/>
     </w:rPr>
   </w:style>
   <w:style w:type="paragraph" w:styleId="6">
@@ -3253,7 +3806,7 @@
       <w:rFonts w:eastAsiaTheme="majorEastAsia" w:cstheme="majorBidi"/>
       <w:i/>
       <w:iCs/>
-      <w:color w:val="595959" w:themeColor="text1" w:themeTint="A6"/>
+      <w:color w:val="000000"/>
     </w:rPr>
   </w:style>
   <w:style w:type="paragraph" w:styleId="7">
@@ -3274,7 +3827,7 @@
     </w:pPr>
     <w:rPr>
       <w:rFonts w:eastAsiaTheme="majorEastAsia" w:cstheme="majorBidi"/>
-      <w:color w:val="595959" w:themeColor="text1" w:themeTint="A6"/>
+      <w:color w:val="000000"/>
     </w:rPr>
   </w:style>
   <w:style w:type="paragraph" w:styleId="8">
@@ -3297,7 +3850,7 @@
       <w:rFonts w:eastAsiaTheme="majorEastAsia" w:cstheme="majorBidi"/>
       <w:i/>
       <w:iCs/>
-      <w:color w:val="272727" w:themeColor="text1" w:themeTint="D8"/>
+      <w:color w:val="000000"/>
     </w:rPr>
   </w:style>
   <w:style w:type="paragraph" w:styleId="9">
@@ -3318,7 +3871,7 @@
     </w:pPr>
     <w:rPr>
       <w:rFonts w:eastAsiaTheme="majorEastAsia" w:cstheme="majorBidi"/>
-      <w:color w:val="272727" w:themeColor="text1" w:themeTint="D8"/>
+      <w:color w:val="000000"/>
     </w:rPr>
   </w:style>
   <w:style w:type="character" w:default="1" w:styleId="a1">
@@ -3326,6 +3879,9 @@
     <w:uiPriority w:val="1"/>
     <w:semiHidden/>
     <w:unhideWhenUsed/>
+    <w:rPr>
+      <w:color w:val="000000"/>
+    </w:rPr>
   </w:style>
   <w:style w:type="table" w:default="1" w:styleId="a2">
     <w:name w:val="Normal Table"/>
@@ -3341,12 +3897,18 @@
         <w:right w:w="108" w:type="dxa"/>
       </w:tblCellMar>
     </w:tblPr>
+    <w:rPr>
+      <w:color w:val="000000"/>
+    </w:rPr>
   </w:style>
   <w:style w:type="numbering" w:default="1" w:styleId="a3">
     <w:name w:val="No List"/>
     <w:uiPriority w:val="99"/>
     <w:semiHidden/>
     <w:unhideWhenUsed/>
+    <w:rPr>
+      <w:color w:val="000000"/>
+    </w:rPr>
   </w:style>
   <w:style w:type="paragraph" w:styleId="a0">
     <w:name w:val="Body Text"/>
@@ -3355,12 +3917,18 @@
     <w:pPr>
       <w:jc w:val="both"/>
     </w:pPr>
+    <w:rPr>
+      <w:color w:val="000000"/>
+    </w:rPr>
   </w:style>
   <w:style w:type="paragraph" w:customStyle="1" w:styleId="FirstParagraph">
     <w:name w:val="First Paragraph"/>
     <w:basedOn w:val="a0"/>
     <w:next w:val="a0"/>
     <w:qFormat/>
+    <w:rPr>
+      <w:color w:val="000000"/>
+    </w:rPr>
   </w:style>
   <w:style w:type="paragraph" w:customStyle="1" w:styleId="Compact">
     <w:name w:val="Compact"/>
@@ -3369,6 +3937,9 @@
     <w:pPr>
       <w:spacing w:before="36" w:after="36"/>
     </w:pPr>
+    <w:rPr>
+      <w:color w:val="000000"/>
+    </w:rPr>
   </w:style>
   <w:style w:type="paragraph" w:styleId="a4">
     <w:name w:val="Title"/>
@@ -3389,6 +3960,7 @@
       <w:bCs/>
       <w:sz w:val="36"/>
       <w:szCs w:val="36"/>
+      <w:color w:val="000000"/>
     </w:rPr>
   </w:style>
   <w:style w:type="character" w:customStyle="1" w:styleId="a5">
@@ -3401,6 +3973,7 @@
       <w:rFonts w:asciiTheme="majorHAnsi" w:eastAsiaTheme="majorEastAsia" w:hAnsiTheme="majorHAnsi" w:cstheme="majorBidi"/>
       <w:sz w:val="56"/>
       <w:szCs w:val="56"/>
+      <w:color w:val="000000"/>
     </w:rPr>
   </w:style>
   <w:style w:type="paragraph" w:styleId="a6">
@@ -3421,6 +3994,7 @@
       <w:spacing w:val="15"/>
       <w:sz w:val="26"/>
       <w:szCs w:val="26"/>
+      <w:color w:val="000000"/>
     </w:rPr>
   </w:style>
   <w:style w:type="character" w:customStyle="1" w:styleId="a7">
@@ -3431,7 +4005,7 @@
     <w:rsid w:val="00A10FD9"/>
     <w:rPr>
       <w:rFonts w:eastAsiaTheme="majorEastAsia" w:cstheme="majorBidi"/>
-      <w:color w:val="595959" w:themeColor="text1" w:themeTint="A6"/>
+      <w:color w:val="000000"/>
       <w:spacing w:val="15"/>
       <w:sz w:val="28"/>
       <w:szCs w:val="28"/>
@@ -3448,6 +4022,7 @@
     <w:rPr>
       <w:sz w:val="24"/>
       <w:szCs w:val="24"/>
+      <w:color w:val="000000"/>
     </w:rPr>
   </w:style>
   <w:style w:type="paragraph" w:styleId="a8">
@@ -3462,6 +4037,7 @@
     <w:rPr>
       <w:sz w:val="24"/>
       <w:szCs w:val="24"/>
+      <w:color w:val="000000"/>
     </w:rPr>
   </w:style>
   <w:style w:type="paragraph" w:customStyle="1" w:styleId="AbstractTitle">
@@ -3479,6 +4055,7 @@
       <w:b/>
       <w:sz w:val="20"/>
       <w:szCs w:val="20"/>
+      <w:color w:val="000000"/>
     </w:rPr>
   </w:style>
   <w:style w:type="paragraph" w:customStyle="1" w:styleId="Abstract">
@@ -3494,12 +4071,16 @@
     <w:rPr>
       <w:sz w:val="20"/>
       <w:szCs w:val="20"/>
+      <w:color w:val="000000"/>
     </w:rPr>
   </w:style>
   <w:style w:type="paragraph" w:styleId="a9">
     <w:name w:val="Bibliography"/>
     <w:basedOn w:val="a"/>
     <w:qFormat/>
+    <w:rPr>
+      <w:color w:val="000000"/>
+    </w:rPr>
   </w:style>
   <w:style w:type="character" w:customStyle="1" w:styleId="10">
     <w:name w:val="Заголовок 1 Знак"/>
@@ -3509,7 +4090,7 @@
     <w:rsid w:val="00A10FD9"/>
     <w:rPr>
       <w:rFonts w:asciiTheme="majorHAnsi" w:eastAsiaTheme="majorEastAsia" w:hAnsiTheme="majorHAnsi" w:cstheme="majorBidi"/>
-      <w:color w:val="0F4761" w:themeColor="accent1" w:themeShade="BF"/>
+      <w:color w:val="000000"/>
       <w:sz w:val="40"/>
       <w:szCs w:val="40"/>
     </w:rPr>
@@ -3523,7 +4104,7 @@
     <w:rsid w:val="00A10FD9"/>
     <w:rPr>
       <w:rFonts w:asciiTheme="majorHAnsi" w:eastAsiaTheme="majorEastAsia" w:hAnsiTheme="majorHAnsi" w:cstheme="majorBidi"/>
-      <w:color w:val="0F4761" w:themeColor="accent1" w:themeShade="BF"/>
+      <w:color w:val="000000"/>
       <w:sz w:val="32"/>
       <w:szCs w:val="32"/>
     </w:rPr>
@@ -3537,7 +4118,7 @@
     <w:rsid w:val="00A10FD9"/>
     <w:rPr>
       <w:rFonts w:eastAsiaTheme="majorEastAsia" w:cstheme="majorBidi"/>
-      <w:color w:val="0F4761" w:themeColor="accent1" w:themeShade="BF"/>
+      <w:color w:val="000000"/>
       <w:sz w:val="28"/>
       <w:szCs w:val="28"/>
     </w:rPr>
@@ -3553,7 +4134,7 @@
       <w:rFonts w:eastAsiaTheme="majorEastAsia" w:cstheme="majorBidi"/>
       <w:i/>
       <w:iCs/>
-      <w:color w:val="0F4761" w:themeColor="accent1" w:themeShade="BF"/>
+      <w:color w:val="000000"/>
     </w:rPr>
   </w:style>
   <w:style w:type="character" w:customStyle="1" w:styleId="50">
@@ -3565,7 +4146,7 @@
     <w:rsid w:val="00A10FD9"/>
     <w:rPr>
       <w:rFonts w:eastAsiaTheme="majorEastAsia" w:cstheme="majorBidi"/>
-      <w:color w:val="0F4761" w:themeColor="accent1" w:themeShade="BF"/>
+      <w:color w:val="000000"/>
     </w:rPr>
   </w:style>
   <w:style w:type="character" w:customStyle="1" w:styleId="60">
@@ -3579,7 +4160,7 @@
       <w:rFonts w:eastAsiaTheme="majorEastAsia" w:cstheme="majorBidi"/>
       <w:i/>
       <w:iCs/>
-      <w:color w:val="595959" w:themeColor="text1" w:themeTint="A6"/>
+      <w:color w:val="000000"/>
     </w:rPr>
   </w:style>
   <w:style w:type="character" w:customStyle="1" w:styleId="70">
@@ -3591,7 +4172,7 @@
     <w:rsid w:val="00A10FD9"/>
     <w:rPr>
       <w:rFonts w:eastAsiaTheme="majorEastAsia" w:cstheme="majorBidi"/>
-      <w:color w:val="595959" w:themeColor="text1" w:themeTint="A6"/>
+      <w:color w:val="000000"/>
     </w:rPr>
   </w:style>
   <w:style w:type="character" w:customStyle="1" w:styleId="80">
@@ -3605,7 +4186,7 @@
       <w:rFonts w:eastAsiaTheme="majorEastAsia" w:cstheme="majorBidi"/>
       <w:i/>
       <w:iCs/>
-      <w:color w:val="272727" w:themeColor="text1" w:themeTint="D8"/>
+      <w:color w:val="000000"/>
     </w:rPr>
   </w:style>
   <w:style w:type="character" w:customStyle="1" w:styleId="90">
@@ -3617,7 +4198,7 @@
     <w:rsid w:val="00A10FD9"/>
     <w:rPr>
       <w:rFonts w:eastAsiaTheme="majorEastAsia" w:cstheme="majorBidi"/>
-      <w:color w:val="272727" w:themeColor="text1" w:themeTint="D8"/>
+      <w:color w:val="000000"/>
     </w:rPr>
   </w:style>
   <w:style w:type="paragraph" w:styleId="aa">
@@ -3631,6 +4212,9 @@
       <w:spacing w:before="100"/>
       <w:ind w:left="480" w:right="480"/>
     </w:pPr>
+    <w:rPr>
+      <w:color w:val="000000"/>
+    </w:rPr>
   </w:style>
   <w:style w:type="paragraph" w:styleId="ab">
     <w:name w:val="footnote text"/>
@@ -3638,6 +4222,9 @@
     <w:uiPriority w:val="9"/>
     <w:unhideWhenUsed/>
     <w:qFormat/>
+    <w:rPr>
+      <w:color w:val="000000"/>
+    </w:rPr>
   </w:style>
   <w:style w:type="paragraph" w:customStyle="1" w:styleId="FootnoteBlockText">
     <w:name w:val="Footnote Block Text"/>
@@ -3650,6 +4237,9 @@
       <w:spacing w:before="100"/>
       <w:ind w:left="480" w:right="480"/>
     </w:pPr>
+    <w:rPr>
+      <w:color w:val="000000"/>
+    </w:rPr>
   </w:style>
   <w:style w:type="table" w:customStyle="1" w:styleId="Table">
     <w:name w:val="Table"/>
@@ -3662,6 +4252,7 @@
     <w:rPr>
       <w:sz w:val="20"/>
       <w:szCs w:val="20"/>
+      <w:color w:val="000000"/>
     </w:rPr>
     <w:tblPr>
       <w:tblInd w:w="0" w:type="dxa"/>
@@ -3693,11 +4284,15 @@
     </w:pPr>
     <w:rPr>
       <w:b/>
+      <w:color w:val="000000"/>
     </w:rPr>
   </w:style>
   <w:style w:type="paragraph" w:customStyle="1" w:styleId="Definition">
     <w:name w:val="Definition"/>
     <w:basedOn w:val="a"/>
+    <w:rPr>
+      <w:color w:val="000000"/>
+    </w:rPr>
   </w:style>
   <w:style w:type="paragraph" w:styleId="ac">
     <w:name w:val="caption"/>
@@ -3708,6 +4303,7 @@
     </w:pPr>
     <w:rPr>
       <w:i/>
+      <w:color w:val="000000"/>
     </w:rPr>
   </w:style>
   <w:style w:type="paragraph" w:customStyle="1" w:styleId="TableCaption">
@@ -3722,6 +4318,7 @@
       <w:iCs/>
       <w:sz w:val="20"/>
       <w:szCs w:val="20"/>
+      <w:color w:val="000000"/>
     </w:rPr>
   </w:style>
   <w:style w:type="paragraph" w:customStyle="1" w:styleId="ImageCaption">
@@ -3736,11 +4333,15 @@
       <w:iCs/>
       <w:sz w:val="20"/>
       <w:szCs w:val="20"/>
+      <w:color w:val="000000"/>
     </w:rPr>
   </w:style>
   <w:style w:type="paragraph" w:customStyle="1" w:styleId="Figure">
     <w:name w:val="Figure"/>
     <w:basedOn w:val="a"/>
+    <w:rPr>
+      <w:color w:val="000000"/>
+    </w:rPr>
   </w:style>
   <w:style w:type="paragraph" w:customStyle="1" w:styleId="CaptionedFigure">
     <w:name w:val="Captioned Figure"/>
@@ -3748,11 +4349,17 @@
     <w:pPr>
       <w:keepNext/>
     </w:pPr>
+    <w:rPr>
+      <w:color w:val="000000"/>
+    </w:rPr>
   </w:style>
   <w:style w:type="character" w:customStyle="1" w:styleId="ad">
     <w:name w:val="Название объекта Знак"/>
     <w:basedOn w:val="a1"/>
     <w:link w:val="ac"/>
+    <w:rPr>
+      <w:color w:val="000000"/>
+    </w:rPr>
   </w:style>
   <w:style w:type="character" w:customStyle="1" w:styleId="VerbatimChar">
     <w:name w:val="Verbatim Char"/>
@@ -3761,24 +4368,29 @@
     <w:rPr>
       <w:rFonts w:ascii="Consolas" w:hAnsi="Consolas"/>
       <w:sz w:val="22"/>
+      <w:color w:val="000000"/>
     </w:rPr>
   </w:style>
   <w:style w:type="character" w:customStyle="1" w:styleId="SectionNumber">
     <w:name w:val="Section Number"/>
     <w:basedOn w:val="ad"/>
+    <w:rPr>
+      <w:color w:val="000000"/>
+    </w:rPr>
   </w:style>
   <w:style w:type="character" w:styleId="ae">
     <w:name w:val="footnote reference"/>
     <w:basedOn w:val="ad"/>
     <w:rPr>
       <w:vertAlign w:val="superscript"/>
+      <w:color w:val="000000"/>
     </w:rPr>
   </w:style>
   <w:style w:type="character" w:styleId="af">
     <w:name w:val="Hyperlink"/>
     <w:basedOn w:val="ad"/>
     <w:rPr>
-      <w:color w:val="156082" w:themeColor="accent1"/>
+      <w:color w:val="000000"/>
     </w:rPr>
   </w:style>
   <w:style w:type="paragraph" w:styleId="af0">
@@ -3796,7 +4408,7 @@
       <w:rFonts w:asciiTheme="majorHAnsi" w:eastAsiaTheme="majorEastAsia" w:hAnsiTheme="majorHAnsi" w:cstheme="majorBidi"/>
       <w:b w:val="0"/>
       <w:bCs w:val="0"/>
-      <w:color w:val="0F4761" w:themeColor="accent1" w:themeShade="BF"/>
+      <w:color w:val="000000"/>
     </w:rPr>
   </w:style>
   <w:style w:type="paragraph" w:customStyle="1" w:styleId="SourceCode">
@@ -3811,6 +4423,7 @@
       <w:rFonts w:ascii="Courier New" w:eastAsia="Courier New" w:hAnsi="Courier New" w:cs="Courier New"/>
       <w:sz w:val="19"/>
       <w:szCs w:val="19"/>
+      <w:color w:val="000000"/>
     </w:rPr>
   </w:style>
   <w:style w:type="character" w:customStyle="1" w:styleId="KeywordTok">
@@ -3819,7 +4432,7 @@
     <w:rPr>
       <w:rFonts w:ascii="Consolas" w:hAnsi="Consolas"/>
       <w:b/>
-      <w:color w:val="007020"/>
+      <w:color w:val="000000"/>
       <w:sz w:val="22"/>
     </w:rPr>
   </w:style>
@@ -3828,7 +4441,7 @@
     <w:basedOn w:val="VerbatimChar"/>
     <w:rPr>
       <w:rFonts w:ascii="Consolas" w:hAnsi="Consolas"/>
-      <w:color w:val="902000"/>
+      <w:color w:val="000000"/>
       <w:sz w:val="22"/>
     </w:rPr>
   </w:style>
@@ -3837,7 +4450,7 @@
     <w:basedOn w:val="VerbatimChar"/>
     <w:rPr>
       <w:rFonts w:ascii="Consolas" w:hAnsi="Consolas"/>
-      <w:color w:val="40A070"/>
+      <w:color w:val="000000"/>
       <w:sz w:val="22"/>
     </w:rPr>
   </w:style>
@@ -3846,7 +4459,7 @@
     <w:basedOn w:val="VerbatimChar"/>
     <w:rPr>
       <w:rFonts w:ascii="Consolas" w:hAnsi="Consolas"/>
-      <w:color w:val="40A070"/>
+      <w:color w:val="000000"/>
       <w:sz w:val="22"/>
     </w:rPr>
   </w:style>
@@ -3855,7 +4468,7 @@
     <w:basedOn w:val="VerbatimChar"/>
     <w:rPr>
       <w:rFonts w:ascii="Consolas" w:hAnsi="Consolas"/>
-      <w:color w:val="40A070"/>
+      <w:color w:val="000000"/>
       <w:sz w:val="22"/>
     </w:rPr>
   </w:style>
@@ -3864,7 +4477,7 @@
     <w:basedOn w:val="VerbatimChar"/>
     <w:rPr>
       <w:rFonts w:ascii="Consolas" w:hAnsi="Consolas"/>
-      <w:color w:val="880000"/>
+      <w:color w:val="000000"/>
       <w:sz w:val="22"/>
     </w:rPr>
   </w:style>
@@ -3873,7 +4486,7 @@
     <w:basedOn w:val="VerbatimChar"/>
     <w:rPr>
       <w:rFonts w:ascii="Consolas" w:hAnsi="Consolas"/>
-      <w:color w:val="4070A0"/>
+      <w:color w:val="000000"/>
       <w:sz w:val="22"/>
     </w:rPr>
   </w:style>
@@ -3882,7 +4495,7 @@
     <w:basedOn w:val="VerbatimChar"/>
     <w:rPr>
       <w:rFonts w:ascii="Consolas" w:hAnsi="Consolas"/>
-      <w:color w:val="4070A0"/>
+      <w:color w:val="000000"/>
       <w:sz w:val="22"/>
     </w:rPr>
   </w:style>
@@ -3891,7 +4504,7 @@
     <w:basedOn w:val="VerbatimChar"/>
     <w:rPr>
       <w:rFonts w:ascii="Consolas" w:hAnsi="Consolas"/>
-      <w:color w:val="4070A0"/>
+      <w:color w:val="000000"/>
       <w:sz w:val="22"/>
     </w:rPr>
   </w:style>
@@ -3900,7 +4513,7 @@
     <w:basedOn w:val="VerbatimChar"/>
     <w:rPr>
       <w:rFonts w:ascii="Consolas" w:hAnsi="Consolas"/>
-      <w:color w:val="4070A0"/>
+      <w:color w:val="000000"/>
       <w:sz w:val="22"/>
     </w:rPr>
   </w:style>
@@ -3909,7 +4522,7 @@
     <w:basedOn w:val="VerbatimChar"/>
     <w:rPr>
       <w:rFonts w:ascii="Consolas" w:hAnsi="Consolas"/>
-      <w:color w:val="BB6688"/>
+      <w:color w:val="000000"/>
       <w:sz w:val="22"/>
     </w:rPr>
   </w:style>
@@ -3919,7 +4532,7 @@
     <w:rPr>
       <w:rFonts w:ascii="Consolas" w:hAnsi="Consolas"/>
       <w:b/>
-      <w:color w:val="008000"/>
+      <w:color w:val="000000"/>
       <w:sz w:val="22"/>
     </w:rPr>
   </w:style>
@@ -3929,7 +4542,7 @@
     <w:rPr>
       <w:rFonts w:ascii="Consolas" w:hAnsi="Consolas"/>
       <w:i/>
-      <w:color w:val="60A0B0"/>
+      <w:color w:val="000000"/>
       <w:sz w:val="22"/>
     </w:rPr>
   </w:style>
@@ -3939,7 +4552,7 @@
     <w:rPr>
       <w:rFonts w:ascii="Consolas" w:hAnsi="Consolas"/>
       <w:i/>
-      <w:color w:val="BA2121"/>
+      <w:color w:val="000000"/>
       <w:sz w:val="22"/>
     </w:rPr>
   </w:style>
@@ -3950,7 +4563,7 @@
       <w:rFonts w:ascii="Consolas" w:hAnsi="Consolas"/>
       <w:b/>
       <w:i/>
-      <w:color w:val="60A0B0"/>
+      <w:color w:val="000000"/>
       <w:sz w:val="22"/>
     </w:rPr>
   </w:style>
@@ -3961,7 +4574,7 @@
       <w:rFonts w:ascii="Consolas" w:hAnsi="Consolas"/>
       <w:b/>
       <w:i/>
-      <w:color w:val="60A0B0"/>
+      <w:color w:val="000000"/>
       <w:sz w:val="22"/>
     </w:rPr>
   </w:style>
@@ -3970,7 +4583,7 @@
     <w:basedOn w:val="VerbatimChar"/>
     <w:rPr>
       <w:rFonts w:ascii="Consolas" w:hAnsi="Consolas"/>
-      <w:color w:val="007020"/>
+      <w:color w:val="000000"/>
       <w:sz w:val="22"/>
     </w:rPr>
   </w:style>
@@ -3979,7 +4592,7 @@
     <w:basedOn w:val="VerbatimChar"/>
     <w:rPr>
       <w:rFonts w:ascii="Consolas" w:hAnsi="Consolas"/>
-      <w:color w:val="06287E"/>
+      <w:color w:val="000000"/>
       <w:sz w:val="22"/>
     </w:rPr>
   </w:style>
@@ -3988,7 +4601,7 @@
     <w:basedOn w:val="VerbatimChar"/>
     <w:rPr>
       <w:rFonts w:ascii="Consolas" w:hAnsi="Consolas"/>
-      <w:color w:val="19177C"/>
+      <w:color w:val="000000"/>
       <w:sz w:val="22"/>
     </w:rPr>
   </w:style>
@@ -3998,7 +4611,7 @@
     <w:rPr>
       <w:rFonts w:ascii="Consolas" w:hAnsi="Consolas"/>
       <w:b/>
-      <w:color w:val="007020"/>
+      <w:color w:val="000000"/>
       <w:sz w:val="22"/>
     </w:rPr>
   </w:style>
@@ -4007,7 +4620,7 @@
     <w:basedOn w:val="VerbatimChar"/>
     <w:rPr>
       <w:rFonts w:ascii="Consolas" w:hAnsi="Consolas"/>
-      <w:color w:val="666666"/>
+      <w:color w:val="000000"/>
       <w:sz w:val="22"/>
     </w:rPr>
   </w:style>
@@ -4016,7 +4629,7 @@
     <w:basedOn w:val="VerbatimChar"/>
     <w:rPr>
       <w:rFonts w:ascii="Consolas" w:hAnsi="Consolas"/>
-      <w:color w:val="008000"/>
+      <w:color w:val="000000"/>
       <w:sz w:val="22"/>
     </w:rPr>
   </w:style>
@@ -4026,6 +4639,7 @@
     <w:rPr>
       <w:rFonts w:ascii="Consolas" w:hAnsi="Consolas"/>
       <w:sz w:val="22"/>
+      <w:color w:val="000000"/>
     </w:rPr>
   </w:style>
   <w:style w:type="character" w:customStyle="1" w:styleId="PreprocessorTok">
@@ -4033,7 +4647,7 @@
     <w:basedOn w:val="VerbatimChar"/>
     <w:rPr>
       <w:rFonts w:ascii="Consolas" w:hAnsi="Consolas"/>
-      <w:color w:val="BC7A00"/>
+      <w:color w:val="000000"/>
       <w:sz w:val="22"/>
     </w:rPr>
   </w:style>
@@ -4042,7 +4656,7 @@
     <w:basedOn w:val="VerbatimChar"/>
     <w:rPr>
       <w:rFonts w:ascii="Consolas" w:hAnsi="Consolas"/>
-      <w:color w:val="7D9029"/>
+      <w:color w:val="000000"/>
       <w:sz w:val="22"/>
     </w:rPr>
   </w:style>
@@ -4052,6 +4666,7 @@
     <w:rPr>
       <w:rFonts w:ascii="Consolas" w:hAnsi="Consolas"/>
       <w:sz w:val="22"/>
+      <w:color w:val="000000"/>
     </w:rPr>
   </w:style>
   <w:style w:type="character" w:customStyle="1" w:styleId="InformationTok">
@@ -4061,7 +4676,7 @@
       <w:rFonts w:ascii="Consolas" w:hAnsi="Consolas"/>
       <w:b/>
       <w:i/>
-      <w:color w:val="60A0B0"/>
+      <w:color w:val="000000"/>
       <w:sz w:val="22"/>
     </w:rPr>
   </w:style>
@@ -4072,7 +4687,7 @@
       <w:rFonts w:ascii="Consolas" w:hAnsi="Consolas"/>
       <w:b/>
       <w:i/>
-      <w:color w:val="60A0B0"/>
+      <w:color w:val="000000"/>
       <w:sz w:val="22"/>
     </w:rPr>
   </w:style>
@@ -4082,7 +4697,7 @@
     <w:rPr>
       <w:rFonts w:ascii="Consolas" w:hAnsi="Consolas"/>
       <w:b/>
-      <w:color w:val="FF0000"/>
+      <w:color w:val="000000"/>
       <w:sz w:val="22"/>
     </w:rPr>
   </w:style>
@@ -4092,7 +4707,7 @@
     <w:rPr>
       <w:rFonts w:ascii="Consolas" w:hAnsi="Consolas"/>
       <w:b/>
-      <w:color w:val="FF0000"/>
+      <w:color w:val="000000"/>
       <w:sz w:val="22"/>
     </w:rPr>
   </w:style>
@@ -4102,6 +4717,7 @@
     <w:rPr>
       <w:rFonts w:ascii="Consolas" w:hAnsi="Consolas"/>
       <w:sz w:val="22"/>
+      <w:color w:val="000000"/>
     </w:rPr>
   </w:style>
 </w:styles>
@@ -4142,10 +4758,10 @@
         <a:srgbClr val="4EA72E"/>
       </a:accent6>
       <a:hlink>
-        <a:srgbClr val="467886"/>
+        <a:srgbClr val="000000"/>
       </a:hlink>
       <a:folHlink>
-        <a:srgbClr val="96607D"/>
+        <a:srgbClr val="000000"/>
       </a:folHlink>
     </a:clrScheme>
     <a:fontScheme name="Office">
